--- a/Files/02 - Shemos/08 - Tetzaveh/5783/Tetzaveh 5783.docx
+++ b/Files/02 - Shemos/08 - Tetzaveh/5783/Tetzaveh 5783.docx
@@ -228,7 +228,7 @@
         <w:rPr>
           <w:rFonts w:ascii="Times New Roman" w:eastAsia="Times New Roman" w:hAnsi="Times New Roman" w:cs="Times New Roman"/>
         </w:rPr>
-        <w:t>. In fact, a</w:t>
+        <w:t xml:space="preserve">. In fact, a </w:t>
       </w:r>
       <w:r>
         <w:rPr>
@@ -720,7 +720,7 @@
         <w:rPr>
           <w:rFonts w:ascii="Times New Roman" w:eastAsia="Times New Roman" w:hAnsi="Times New Roman" w:cs="Times New Roman"/>
         </w:rPr>
-        <w:t>s</w:t>
+        <w:t xml:space="preserve">s </w:t>
       </w:r>
       <w:r>
         <w:rPr>
@@ -1491,7 +1491,7 @@
         <w:rPr>
           <w:rFonts w:ascii="Times New Roman" w:eastAsia="Times New Roman" w:hAnsi="Times New Roman" w:cs="Times New Roman"/>
         </w:rPr>
-        <w:t xml:space="preserve"> such as</w:t>
+        <w:t xml:space="preserve"> such as </w:t>
       </w:r>
       <w:r>
         <w:rPr>
@@ -1723,7 +1723,7 @@
         <w:rPr>
           <w:rFonts w:ascii="Times New Roman" w:eastAsia="Times New Roman" w:hAnsi="Times New Roman" w:cs="Times New Roman"/>
         </w:rPr>
-        <w:t xml:space="preserve"> the</w:t>
+        <w:t xml:space="preserve"> the </w:t>
       </w:r>
       <w:r>
         <w:rPr>

--- a/Files/02 - Shemos/08 - Tetzaveh/5783/Tetzaveh 5783.docx
+++ b/Files/02 - Shemos/08 - Tetzaveh/5783/Tetzaveh 5783.docx
@@ -228,7 +228,7 @@
         <w:rPr>
           <w:rFonts w:ascii="Times New Roman" w:eastAsia="Times New Roman" w:hAnsi="Times New Roman" w:cs="Times New Roman"/>
         </w:rPr>
-        <w:t xml:space="preserve">. In fact, a </w:t>
+        <w:t>. In fact, a</w:t>
       </w:r>
       <w:r>
         <w:rPr>
@@ -329,7 +329,7 @@
           <w:rFonts w:ascii="Times New Roman" w:eastAsia="Times New Roman" w:hAnsi="Times New Roman" w:cs="Times New Roman" w:hint="cs"/>
           <w:rtl/>
         </w:rPr>
-        <w:t>מצות</w:t>
+        <w:t>מצוות</w:t>
       </w:r>
       <w:r>
         <w:rPr>
@@ -342,7 +342,7 @@
           <w:rFonts w:ascii="Times New Roman" w:eastAsia="Times New Roman" w:hAnsi="Times New Roman" w:cs="Times New Roman" w:hint="cs"/>
           <w:rtl/>
         </w:rPr>
-        <w:t>מצות</w:t>
+        <w:t>מצוות</w:t>
       </w:r>
       <w:r>
         <w:rPr>
@@ -720,7 +720,7 @@
         <w:rPr>
           <w:rFonts w:ascii="Times New Roman" w:eastAsia="Times New Roman" w:hAnsi="Times New Roman" w:cs="Times New Roman"/>
         </w:rPr>
-        <w:t xml:space="preserve">s </w:t>
+        <w:t>s</w:t>
       </w:r>
       <w:r>
         <w:rPr>
@@ -1406,7 +1406,7 @@
           <w:rFonts w:ascii="Times New Roman" w:eastAsia="Times New Roman" w:hAnsi="Times New Roman" w:cs="Times New Roman" w:hint="cs"/>
           <w:rtl/>
         </w:rPr>
-        <w:t>מצות</w:t>
+        <w:t>מצוות</w:t>
       </w:r>
       <w:r>
         <w:rPr>
@@ -1491,7 +1491,7 @@
         <w:rPr>
           <w:rFonts w:ascii="Times New Roman" w:eastAsia="Times New Roman" w:hAnsi="Times New Roman" w:cs="Times New Roman"/>
         </w:rPr>
-        <w:t xml:space="preserve"> such as </w:t>
+        <w:t xml:space="preserve"> such as</w:t>
       </w:r>
       <w:r>
         <w:rPr>
@@ -1723,7 +1723,7 @@
         <w:rPr>
           <w:rFonts w:ascii="Times New Roman" w:eastAsia="Times New Roman" w:hAnsi="Times New Roman" w:cs="Times New Roman"/>
         </w:rPr>
-        <w:t xml:space="preserve"> the </w:t>
+        <w:t xml:space="preserve"> the</w:t>
       </w:r>
       <w:r>
         <w:rPr>

--- a/Files/02 - Shemos/08 - Tetzaveh/5783/Tetzaveh 5783.docx
+++ b/Files/02 - Shemos/08 - Tetzaveh/5783/Tetzaveh 5783.docx
@@ -308,7 +308,7 @@
           <w:rFonts w:ascii="Times New Roman" w:eastAsia="Times New Roman" w:hAnsi="Times New Roman" w:cs="Times New Roman"/>
           <w:rtl/>
         </w:rPr>
-        <w:t>"</w:t>
+        <w:t>״</w:t>
       </w:r>
       <w:r>
         <w:rPr>
@@ -1191,7 +1191,7 @@
           <w:rFonts w:ascii="Times New Roman" w:eastAsia="Times New Roman" w:hAnsi="Times New Roman" w:cs="Times New Roman"/>
           <w:rtl/>
         </w:rPr>
-        <w:t>"</w:t>
+        <w:t>״</w:t>
       </w:r>
       <w:r>
         <w:rPr>
@@ -1451,7 +1451,7 @@
           <w:rFonts w:ascii="Times New Roman" w:eastAsia="Times New Roman" w:hAnsi="Times New Roman" w:cs="Times New Roman"/>
           <w:rtl/>
         </w:rPr>
-        <w:t>"</w:t>
+        <w:t>״</w:t>
       </w:r>
       <w:r>
         <w:rPr>

--- a/Files/02 - Shemos/08 - Tetzaveh/5783/Tetzaveh 5783.docx
+++ b/Files/02 - Shemos/08 - Tetzaveh/5783/Tetzaveh 5783.docx
@@ -228,7 +228,7 @@
         <w:rPr>
           <w:rFonts w:ascii="Times New Roman" w:eastAsia="Times New Roman" w:hAnsi="Times New Roman" w:cs="Times New Roman"/>
         </w:rPr>
-        <w:t xml:space="preserve">. In fact, a </w:t>
+        <w:t>. In fact, a</w:t>
       </w:r>
       <w:r>
         <w:rPr>
@@ -308,7 +308,7 @@
           <w:rFonts w:ascii="Times New Roman" w:eastAsia="Times New Roman" w:hAnsi="Times New Roman" w:cs="Times New Roman"/>
           <w:rtl/>
         </w:rPr>
-        <w:t>״</w:t>
+        <w:t>"</w:t>
       </w:r>
       <w:r>
         <w:rPr>
@@ -720,7 +720,7 @@
         <w:rPr>
           <w:rFonts w:ascii="Times New Roman" w:eastAsia="Times New Roman" w:hAnsi="Times New Roman" w:cs="Times New Roman"/>
         </w:rPr>
-        <w:t xml:space="preserve">s </w:t>
+        <w:t>s</w:t>
       </w:r>
       <w:r>
         <w:rPr>
@@ -1191,7 +1191,7 @@
           <w:rFonts w:ascii="Times New Roman" w:eastAsia="Times New Roman" w:hAnsi="Times New Roman" w:cs="Times New Roman"/>
           <w:rtl/>
         </w:rPr>
-        <w:t>״</w:t>
+        <w:t>"</w:t>
       </w:r>
       <w:r>
         <w:rPr>
@@ -1451,7 +1451,7 @@
           <w:rFonts w:ascii="Times New Roman" w:eastAsia="Times New Roman" w:hAnsi="Times New Roman" w:cs="Times New Roman"/>
           <w:rtl/>
         </w:rPr>
-        <w:t>״</w:t>
+        <w:t>"</w:t>
       </w:r>
       <w:r>
         <w:rPr>
@@ -1491,7 +1491,7 @@
         <w:rPr>
           <w:rFonts w:ascii="Times New Roman" w:eastAsia="Times New Roman" w:hAnsi="Times New Roman" w:cs="Times New Roman"/>
         </w:rPr>
-        <w:t xml:space="preserve"> such as </w:t>
+        <w:t xml:space="preserve"> such as</w:t>
       </w:r>
       <w:r>
         <w:rPr>
@@ -1711,7 +1711,7 @@
           <w:rFonts w:ascii="Times New Roman" w:eastAsia="Times New Roman" w:hAnsi="Times New Roman" w:cs="Times New Roman" w:hint="cs"/>
           <w:rtl/>
         </w:rPr>
-        <w:t>התורה</w:t>
+        <w:t>תורה</w:t>
       </w:r>
       <w:r>
         <w:rPr>
@@ -1723,7 +1723,7 @@
         <w:rPr>
           <w:rFonts w:ascii="Times New Roman" w:eastAsia="Times New Roman" w:hAnsi="Times New Roman" w:cs="Times New Roman"/>
         </w:rPr>
-        <w:t xml:space="preserve"> the </w:t>
+        <w:t xml:space="preserve"> the</w:t>
       </w:r>
       <w:r>
         <w:rPr>

--- a/Files/02 - Shemos/08 - Tetzaveh/5783/Tetzaveh 5783.docx
+++ b/Files/02 - Shemos/08 - Tetzaveh/5783/Tetzaveh 5783.docx
@@ -228,7 +228,7 @@
         <w:rPr>
           <w:rFonts w:ascii="Times New Roman" w:eastAsia="Times New Roman" w:hAnsi="Times New Roman" w:cs="Times New Roman"/>
         </w:rPr>
-        <w:t>. In fact, a</w:t>
+        <w:t xml:space="preserve">. In fact, a </w:t>
       </w:r>
       <w:r>
         <w:rPr>
@@ -308,7 +308,7 @@
           <w:rFonts w:ascii="Times New Roman" w:eastAsia="Times New Roman" w:hAnsi="Times New Roman" w:cs="Times New Roman"/>
           <w:rtl/>
         </w:rPr>
-        <w:t>"</w:t>
+        <w:t>״</w:t>
       </w:r>
       <w:r>
         <w:rPr>
@@ -720,7 +720,7 @@
         <w:rPr>
           <w:rFonts w:ascii="Times New Roman" w:eastAsia="Times New Roman" w:hAnsi="Times New Roman" w:cs="Times New Roman"/>
         </w:rPr>
-        <w:t>s</w:t>
+        <w:t xml:space="preserve">s </w:t>
       </w:r>
       <w:r>
         <w:rPr>
@@ -1191,7 +1191,7 @@
           <w:rFonts w:ascii="Times New Roman" w:eastAsia="Times New Roman" w:hAnsi="Times New Roman" w:cs="Times New Roman"/>
           <w:rtl/>
         </w:rPr>
-        <w:t>"</w:t>
+        <w:t>״</w:t>
       </w:r>
       <w:r>
         <w:rPr>
@@ -1451,7 +1451,7 @@
           <w:rFonts w:ascii="Times New Roman" w:eastAsia="Times New Roman" w:hAnsi="Times New Roman" w:cs="Times New Roman"/>
           <w:rtl/>
         </w:rPr>
-        <w:t>"</w:t>
+        <w:t>״</w:t>
       </w:r>
       <w:r>
         <w:rPr>
@@ -1491,7 +1491,7 @@
         <w:rPr>
           <w:rFonts w:ascii="Times New Roman" w:eastAsia="Times New Roman" w:hAnsi="Times New Roman" w:cs="Times New Roman"/>
         </w:rPr>
-        <w:t xml:space="preserve"> such as</w:t>
+        <w:t xml:space="preserve"> such as </w:t>
       </w:r>
       <w:r>
         <w:rPr>
@@ -1723,7 +1723,7 @@
         <w:rPr>
           <w:rFonts w:ascii="Times New Roman" w:eastAsia="Times New Roman" w:hAnsi="Times New Roman" w:cs="Times New Roman"/>
         </w:rPr>
-        <w:t xml:space="preserve"> the</w:t>
+        <w:t xml:space="preserve"> the </w:t>
       </w:r>
       <w:r>
         <w:rPr>

--- a/Files/02 - Shemos/08 - Tetzaveh/5783/Tetzaveh 5783.docx
+++ b/Files/02 - Shemos/08 - Tetzaveh/5783/Tetzaveh 5783.docx
@@ -228,7 +228,7 @@
         <w:rPr>
           <w:rFonts w:ascii="Times New Roman" w:eastAsia="Times New Roman" w:hAnsi="Times New Roman" w:cs="Times New Roman"/>
         </w:rPr>
-        <w:t xml:space="preserve">. In fact, a </w:t>
+        <w:t>. In fact, a</w:t>
       </w:r>
       <w:r>
         <w:rPr>
@@ -308,7 +308,7 @@
           <w:rFonts w:ascii="Times New Roman" w:eastAsia="Times New Roman" w:hAnsi="Times New Roman" w:cs="Times New Roman"/>
           <w:rtl/>
         </w:rPr>
-        <w:t>״</w:t>
+        <w:t>"</w:t>
       </w:r>
       <w:r>
         <w:rPr>
@@ -461,7 +461,60 @@
         <w:rPr>
           <w:rFonts w:ascii="Times New Roman" w:eastAsia="Times New Roman" w:hAnsi="Times New Roman" w:cs="Times New Roman"/>
         </w:rPr>
-        <w:t xml:space="preserve">s </w:t>
+        <w:t>s</w:t>
+      </w:r>
+      <w:r>
+        <w:rPr>
+          <w:rFonts w:ascii="Times New Roman" w:eastAsia="Times New Roman" w:hAnsi="Times New Roman" w:cs="Times New Roman"/>
+        </w:rPr>
+        <w:t xml:space="preserve"> (</w:t>
+      </w:r>
+      <w:r>
+        <w:rPr>
+          <w:rFonts w:ascii="Times New Roman" w:eastAsia="Times New Roman" w:hAnsi="Times New Roman" w:cs="Times New Roman" w:hint="cs"/>
+          <w:rtl/>
+        </w:rPr>
+        <w:t>דברים</w:t>
+      </w:r>
+      <w:r>
+        <w:rPr>
+          <w:rFonts w:ascii="Times New Roman" w:eastAsia="Times New Roman" w:hAnsi="Times New Roman" w:cs="Times New Roman"/>
+          <w:rtl/>
+        </w:rPr>
+        <w:t xml:space="preserve"> </w:t>
+      </w:r>
+      <w:r>
+        <w:rPr>
+          <w:rFonts w:ascii="Times New Roman" w:eastAsia="Times New Roman" w:hAnsi="Times New Roman" w:cs="Times New Roman" w:hint="cs"/>
+          <w:rtl/>
+        </w:rPr>
+        <w:t>ו</w:t>
+      </w:r>
+      <w:r>
+        <w:rPr>
+          <w:rFonts w:ascii="Times New Roman" w:eastAsia="Times New Roman" w:hAnsi="Times New Roman" w:cs="Times New Roman"/>
+          <w:rtl/>
+        </w:rPr>
+        <w:t>:</w:t>
+      </w:r>
+      <w:r>
+        <w:rPr>
+          <w:rFonts w:ascii="Times New Roman" w:eastAsia="Times New Roman" w:hAnsi="Times New Roman" w:cs="Times New Roman" w:hint="cs"/>
+          <w:rtl/>
+        </w:rPr>
+        <w:t>ד</w:t>
+      </w:r>
+      <w:r>
+        <w:rPr>
+          <w:rFonts w:ascii="Times New Roman" w:eastAsia="Times New Roman" w:hAnsi="Times New Roman" w:cs="Times New Roman"/>
+        </w:rPr>
+        <w:t>)</w:t>
+      </w:r>
+      <w:r>
+        <w:rPr>
+          <w:rFonts w:ascii="Times New Roman" w:eastAsia="Times New Roman" w:hAnsi="Times New Roman" w:cs="Times New Roman"/>
+        </w:rPr>
+        <w:t xml:space="preserve"> </w:t>
       </w:r>
       <w:r>
         <w:rPr>
@@ -558,6 +611,133 @@
         <w:rPr>
           <w:rFonts w:ascii="Times New Roman" w:eastAsia="Times New Roman" w:hAnsi="Times New Roman" w:cs="Times New Roman"/>
         </w:rPr>
+        <w:t xml:space="preserve">, where we are </w:t>
+      </w:r>
+      <w:r>
+        <w:rPr>
+          <w:rFonts w:ascii="Times New Roman" w:eastAsia="Times New Roman" w:hAnsi="Times New Roman" w:cs="Times New Roman" w:hint="cs"/>
+          <w:rtl/>
+        </w:rPr>
+        <w:t>מקבל</w:t>
+      </w:r>
+      <w:r>
+        <w:rPr>
+          <w:rFonts w:ascii="Times New Roman" w:eastAsia="Times New Roman" w:hAnsi="Times New Roman" w:cs="Times New Roman"/>
+          <w:rtl/>
+        </w:rPr>
+        <w:t xml:space="preserve"> </w:t>
+      </w:r>
+      <w:r>
+        <w:rPr>
+          <w:rFonts w:ascii="Times New Roman" w:eastAsia="Times New Roman" w:hAnsi="Times New Roman" w:cs="Times New Roman" w:hint="cs"/>
+          <w:rtl/>
+        </w:rPr>
+        <w:t>אחדות</w:t>
+      </w:r>
+      <w:r>
+        <w:rPr>
+          <w:rFonts w:ascii="Times New Roman" w:eastAsia="Times New Roman" w:hAnsi="Times New Roman" w:cs="Times New Roman"/>
+          <w:rtl/>
+        </w:rPr>
+        <w:t xml:space="preserve"> </w:t>
+      </w:r>
+      <w:r>
+        <w:rPr>
+          <w:rFonts w:ascii="Times New Roman" w:eastAsia="Times New Roman" w:hAnsi="Times New Roman" w:cs="Times New Roman" w:hint="cs"/>
+          <w:rtl/>
+        </w:rPr>
+        <w:t>השם</w:t>
+      </w:r>
+      <w:r>
+        <w:rPr>
+          <w:rFonts w:ascii="Times New Roman" w:eastAsia="Times New Roman" w:hAnsi="Times New Roman" w:cs="Times New Roman"/>
+        </w:rPr>
+        <w:t xml:space="preserve"> and </w:t>
+      </w:r>
+      <w:r>
+        <w:rPr>
+          <w:rFonts w:ascii="Times New Roman" w:eastAsia="Times New Roman" w:hAnsi="Times New Roman" w:cs="Times New Roman" w:hint="cs"/>
+          <w:rtl/>
+        </w:rPr>
+        <w:t>עול</w:t>
+      </w:r>
+      <w:r>
+        <w:rPr>
+          <w:rFonts w:ascii="Times New Roman" w:eastAsia="Times New Roman" w:hAnsi="Times New Roman" w:cs="Times New Roman"/>
+          <w:rtl/>
+        </w:rPr>
+        <w:t xml:space="preserve"> </w:t>
+      </w:r>
+      <w:r>
+        <w:rPr>
+          <w:rFonts w:ascii="Times New Roman" w:eastAsia="Times New Roman" w:hAnsi="Times New Roman" w:cs="Times New Roman" w:hint="cs"/>
+          <w:rtl/>
+        </w:rPr>
+        <w:t>מלכות</w:t>
+      </w:r>
+      <w:r>
+        <w:rPr>
+          <w:rFonts w:ascii="Times New Roman" w:eastAsia="Times New Roman" w:hAnsi="Times New Roman" w:cs="Times New Roman"/>
+          <w:rtl/>
+        </w:rPr>
+        <w:t xml:space="preserve"> </w:t>
+      </w:r>
+      <w:r>
+        <w:rPr>
+          <w:rFonts w:ascii="Times New Roman" w:eastAsia="Times New Roman" w:hAnsi="Times New Roman" w:cs="Times New Roman" w:hint="cs"/>
+          <w:rtl/>
+        </w:rPr>
+        <w:t>שמים</w:t>
+      </w:r>
+      <w:r>
+        <w:rPr>
+          <w:rFonts w:ascii="Times New Roman" w:eastAsia="Times New Roman" w:hAnsi="Times New Roman" w:cs="Times New Roman"/>
+        </w:rPr>
+        <w:t>.</w:t>
+      </w:r>
+      <w:r>
+        <w:rPr>
+          <w:rFonts w:ascii="Times New Roman" w:eastAsia="Times New Roman" w:hAnsi="Times New Roman" w:cs="Times New Roman" w:hint="cs"/>
+          <w:rtl/>
+        </w:rPr>
+        <w:t>בן</w:t>
+      </w:r>
+      <w:r>
+        <w:rPr>
+          <w:rFonts w:ascii="Times New Roman" w:eastAsia="Times New Roman" w:hAnsi="Times New Roman" w:cs="Times New Roman"/>
+          <w:rtl/>
+        </w:rPr>
+        <w:t xml:space="preserve"> </w:t>
+      </w:r>
+      <w:r>
+        <w:rPr>
+          <w:rFonts w:ascii="Times New Roman" w:eastAsia="Times New Roman" w:hAnsi="Times New Roman" w:cs="Times New Roman" w:hint="cs"/>
+          <w:rtl/>
+        </w:rPr>
+        <w:t>ננס</w:t>
+      </w:r>
+      <w:r>
+        <w:rPr>
+          <w:rFonts w:ascii="Times New Roman" w:eastAsia="Times New Roman" w:hAnsi="Times New Roman" w:cs="Times New Roman"/>
+        </w:rPr>
+        <w:t xml:space="preserve"> says it</w:t>
+      </w:r>
+      <w:r>
+        <w:rPr>
+          <w:rFonts w:ascii="Times New Roman" w:eastAsia="Times New Roman" w:hAnsi="Times New Roman" w:cs="Times New Roman"/>
+        </w:rPr>
+        <w:t>’</w:t>
+      </w:r>
+      <w:r>
+        <w:rPr>
+          <w:rFonts w:ascii="Times New Roman" w:eastAsia="Times New Roman" w:hAnsi="Times New Roman" w:cs="Times New Roman"/>
+        </w:rPr>
+        <w:t>s</w:t>
+      </w:r>
+      <w:r>
+        <w:rPr>
+          <w:rFonts w:ascii="Times New Roman" w:eastAsia="Times New Roman" w:hAnsi="Times New Roman" w:cs="Times New Roman"/>
+        </w:rPr>
         <w:t xml:space="preserve"> (</w:t>
       </w:r>
       <w:r>
@@ -565,21 +745,63 @@
           <w:rFonts w:ascii="Times New Roman" w:eastAsia="Times New Roman" w:hAnsi="Times New Roman" w:cs="Times New Roman" w:hint="cs"/>
           <w:rtl/>
         </w:rPr>
-        <w:t>דברים</w:t>
-      </w:r>
-      <w:r>
-        <w:rPr>
-          <w:rFonts w:ascii="Times New Roman" w:eastAsia="Times New Roman" w:hAnsi="Times New Roman" w:cs="Times New Roman"/>
-          <w:rtl/>
-        </w:rPr>
-        <w:t xml:space="preserve"> </w:t>
-      </w:r>
-      <w:r>
-        <w:rPr>
-          <w:rFonts w:ascii="Times New Roman" w:eastAsia="Times New Roman" w:hAnsi="Times New Roman" w:cs="Times New Roman" w:hint="cs"/>
-          <w:rtl/>
-        </w:rPr>
-        <w:t>ו</w:t>
+        <w:t>וְאָהַבְתָּ</w:t>
+      </w:r>
+      <w:r>
+        <w:rPr>
+          <w:rFonts w:ascii="Times New Roman" w:eastAsia="Times New Roman" w:hAnsi="Times New Roman" w:cs="Times New Roman"/>
+          <w:rtl/>
+        </w:rPr>
+        <w:t xml:space="preserve"> </w:t>
+      </w:r>
+      <w:r>
+        <w:rPr>
+          <w:rFonts w:ascii="Times New Roman" w:eastAsia="Times New Roman" w:hAnsi="Times New Roman" w:cs="Times New Roman" w:hint="cs"/>
+          <w:rtl/>
+        </w:rPr>
+        <w:t>לְרֵעֲךָ</w:t>
+      </w:r>
+      <w:r>
+        <w:rPr>
+          <w:rFonts w:ascii="Times New Roman" w:eastAsia="Times New Roman" w:hAnsi="Times New Roman" w:cs="Times New Roman"/>
+          <w:rtl/>
+        </w:rPr>
+        <w:t xml:space="preserve"> </w:t>
+      </w:r>
+      <w:r>
+        <w:rPr>
+          <w:rFonts w:ascii="Times New Roman" w:eastAsia="Times New Roman" w:hAnsi="Times New Roman" w:cs="Times New Roman" w:hint="cs"/>
+          <w:rtl/>
+        </w:rPr>
+        <w:t>כָּמוֹךָ</w:t>
+      </w:r>
+      <w:r>
+        <w:rPr>
+          <w:rFonts w:ascii="Times New Roman" w:eastAsia="Times New Roman" w:hAnsi="Times New Roman" w:cs="Times New Roman"/>
+          <w:rtl/>
+        </w:rPr>
+        <w:t xml:space="preserve"> (</w:t>
+      </w:r>
+      <w:r>
+        <w:rPr>
+          <w:rFonts w:ascii="Times New Roman" w:eastAsia="Times New Roman" w:hAnsi="Times New Roman" w:cs="Times New Roman" w:hint="cs"/>
+          <w:rtl/>
+        </w:rPr>
+        <w:t>ויקרא</w:t>
+      </w:r>
+      <w:r>
+        <w:rPr>
+          <w:rFonts w:ascii="Times New Roman" w:eastAsia="Times New Roman" w:hAnsi="Times New Roman" w:cs="Times New Roman"/>
+          <w:rtl/>
+        </w:rPr>
+        <w:t xml:space="preserve"> </w:t>
+      </w:r>
+      <w:r>
+        <w:rPr>
+          <w:rFonts w:ascii="Times New Roman" w:eastAsia="Times New Roman" w:hAnsi="Times New Roman" w:cs="Times New Roman" w:hint="cs"/>
+          <w:rtl/>
+        </w:rPr>
+        <w:t>י״ט</w:t>
       </w:r>
       <w:r>
         <w:rPr>
@@ -593,95 +815,81 @@
           <w:rFonts w:ascii="Times New Roman" w:eastAsia="Times New Roman" w:hAnsi="Times New Roman" w:cs="Times New Roman" w:hint="cs"/>
           <w:rtl/>
         </w:rPr>
-        <w:t>ד</w:t>
-      </w:r>
-      <w:r>
-        <w:rPr>
-          <w:rFonts w:ascii="Times New Roman" w:eastAsia="Times New Roman" w:hAnsi="Times New Roman" w:cs="Times New Roman"/>
-        </w:rPr>
-        <w:t xml:space="preserve">), where we are </w:t>
-      </w:r>
-      <w:r>
-        <w:rPr>
-          <w:rFonts w:ascii="Times New Roman" w:eastAsia="Times New Roman" w:hAnsi="Times New Roman" w:cs="Times New Roman" w:hint="cs"/>
-          <w:rtl/>
-        </w:rPr>
-        <w:t>מקבל</w:t>
-      </w:r>
-      <w:r>
-        <w:rPr>
-          <w:rFonts w:ascii="Times New Roman" w:eastAsia="Times New Roman" w:hAnsi="Times New Roman" w:cs="Times New Roman"/>
-          <w:rtl/>
-        </w:rPr>
-        <w:t xml:space="preserve"> </w:t>
-      </w:r>
-      <w:r>
-        <w:rPr>
-          <w:rFonts w:ascii="Times New Roman" w:eastAsia="Times New Roman" w:hAnsi="Times New Roman" w:cs="Times New Roman" w:hint="cs"/>
-          <w:rtl/>
-        </w:rPr>
-        <w:t>אחדות</w:t>
-      </w:r>
-      <w:r>
-        <w:rPr>
-          <w:rFonts w:ascii="Times New Roman" w:eastAsia="Times New Roman" w:hAnsi="Times New Roman" w:cs="Times New Roman"/>
-          <w:rtl/>
-        </w:rPr>
-        <w:t xml:space="preserve"> </w:t>
-      </w:r>
-      <w:r>
-        <w:rPr>
-          <w:rFonts w:ascii="Times New Roman" w:eastAsia="Times New Roman" w:hAnsi="Times New Roman" w:cs="Times New Roman" w:hint="cs"/>
-          <w:rtl/>
-        </w:rPr>
-        <w:t>השם</w:t>
-      </w:r>
-      <w:r>
-        <w:rPr>
-          <w:rFonts w:ascii="Times New Roman" w:eastAsia="Times New Roman" w:hAnsi="Times New Roman" w:cs="Times New Roman"/>
-        </w:rPr>
-        <w:t xml:space="preserve"> and </w:t>
-      </w:r>
-      <w:r>
-        <w:rPr>
-          <w:rFonts w:ascii="Times New Roman" w:eastAsia="Times New Roman" w:hAnsi="Times New Roman" w:cs="Times New Roman" w:hint="cs"/>
-          <w:rtl/>
-        </w:rPr>
-        <w:t>עול</w:t>
-      </w:r>
-      <w:r>
-        <w:rPr>
-          <w:rFonts w:ascii="Times New Roman" w:eastAsia="Times New Roman" w:hAnsi="Times New Roman" w:cs="Times New Roman"/>
-          <w:rtl/>
-        </w:rPr>
-        <w:t xml:space="preserve"> </w:t>
-      </w:r>
-      <w:r>
-        <w:rPr>
-          <w:rFonts w:ascii="Times New Roman" w:eastAsia="Times New Roman" w:hAnsi="Times New Roman" w:cs="Times New Roman" w:hint="cs"/>
-          <w:rtl/>
-        </w:rPr>
-        <w:t>מלכות</w:t>
-      </w:r>
-      <w:r>
-        <w:rPr>
-          <w:rFonts w:ascii="Times New Roman" w:eastAsia="Times New Roman" w:hAnsi="Times New Roman" w:cs="Times New Roman"/>
-          <w:rtl/>
-        </w:rPr>
-        <w:t xml:space="preserve"> </w:t>
-      </w:r>
-      <w:r>
-        <w:rPr>
-          <w:rFonts w:ascii="Times New Roman" w:eastAsia="Times New Roman" w:hAnsi="Times New Roman" w:cs="Times New Roman" w:hint="cs"/>
-          <w:rtl/>
-        </w:rPr>
-        <w:t>שמים</w:t>
-      </w:r>
-      <w:r>
-        <w:rPr>
-          <w:rFonts w:ascii="Times New Roman" w:eastAsia="Times New Roman" w:hAnsi="Times New Roman" w:cs="Times New Roman"/>
-        </w:rPr>
-        <w:t>.</w:t>
+        <w:t>י״ח</w:t>
+      </w:r>
+      <w:r>
+        <w:rPr>
+          <w:rFonts w:ascii="Times New Roman" w:eastAsia="Times New Roman" w:hAnsi="Times New Roman" w:cs="Times New Roman"/>
+        </w:rPr>
+        <w:t xml:space="preserve"> which pertains to </w:t>
+      </w:r>
+      <w:r>
+        <w:rPr>
+          <w:rFonts w:ascii="Times New Roman" w:eastAsia="Times New Roman" w:hAnsi="Times New Roman" w:cs="Times New Roman" w:hint="cs"/>
+          <w:rtl/>
+        </w:rPr>
+        <w:t>בין</w:t>
+      </w:r>
+      <w:r>
+        <w:rPr>
+          <w:rFonts w:ascii="Times New Roman" w:eastAsia="Times New Roman" w:hAnsi="Times New Roman" w:cs="Times New Roman"/>
+          <w:rtl/>
+        </w:rPr>
+        <w:t xml:space="preserve"> </w:t>
+      </w:r>
+      <w:r>
+        <w:rPr>
+          <w:rFonts w:ascii="Times New Roman" w:eastAsia="Times New Roman" w:hAnsi="Times New Roman" w:cs="Times New Roman" w:hint="cs"/>
+          <w:rtl/>
+        </w:rPr>
+        <w:t>אדם</w:t>
+      </w:r>
+      <w:r>
+        <w:rPr>
+          <w:rFonts w:ascii="Times New Roman" w:eastAsia="Times New Roman" w:hAnsi="Times New Roman" w:cs="Times New Roman"/>
+          <w:rtl/>
+        </w:rPr>
+        <w:t xml:space="preserve"> </w:t>
+      </w:r>
+      <w:r>
+        <w:rPr>
+          <w:rFonts w:ascii="Times New Roman" w:eastAsia="Times New Roman" w:hAnsi="Times New Roman" w:cs="Times New Roman" w:hint="cs"/>
+          <w:rtl/>
+        </w:rPr>
+        <w:t>לחבירו</w:t>
+      </w:r>
+      <w:r>
+        <w:rPr>
+          <w:rFonts w:ascii="Times New Roman" w:eastAsia="Times New Roman" w:hAnsi="Times New Roman" w:cs="Times New Roman"/>
+        </w:rPr>
+        <w:t xml:space="preserve">, a tremendously important </w:t>
+      </w:r>
+      <w:r>
+        <w:rPr>
+          <w:rFonts w:ascii="Times New Roman" w:eastAsia="Times New Roman" w:hAnsi="Times New Roman" w:cs="Times New Roman" w:hint="cs"/>
+          <w:rtl/>
+        </w:rPr>
+        <w:t>יסוד</w:t>
+      </w:r>
+      <w:r>
+        <w:rPr>
+          <w:rFonts w:ascii="Times New Roman" w:eastAsia="Times New Roman" w:hAnsi="Times New Roman" w:cs="Times New Roman"/>
+        </w:rPr>
+        <w:t xml:space="preserve">. Finally, </w:t>
+      </w:r>
+      <w:r>
+        <w:rPr>
+          <w:rFonts w:ascii="Times New Roman" w:eastAsia="Times New Roman" w:hAnsi="Times New Roman" w:cs="Times New Roman" w:hint="cs"/>
+          <w:rtl/>
+        </w:rPr>
+        <w:t>שמעון</w:t>
+      </w:r>
+      <w:r>
+        <w:rPr>
+          <w:rFonts w:ascii="Times New Roman" w:eastAsia="Times New Roman" w:hAnsi="Times New Roman" w:cs="Times New Roman"/>
+          <w:rtl/>
+        </w:rPr>
+        <w:t xml:space="preserve"> </w:t>
       </w:r>
       <w:r>
         <w:rPr>
@@ -702,60 +910,178 @@
           <w:rFonts w:ascii="Times New Roman" w:eastAsia="Times New Roman" w:hAnsi="Times New Roman" w:cs="Times New Roman" w:hint="cs"/>
           <w:rtl/>
         </w:rPr>
-        <w:t>ננס</w:t>
-      </w:r>
-      <w:r>
-        <w:rPr>
-          <w:rFonts w:ascii="Times New Roman" w:eastAsia="Times New Roman" w:hAnsi="Times New Roman" w:cs="Times New Roman"/>
-        </w:rPr>
-        <w:t xml:space="preserve"> says it</w:t>
-      </w:r>
-      <w:r>
-        <w:rPr>
-          <w:rFonts w:ascii="Times New Roman" w:eastAsia="Times New Roman" w:hAnsi="Times New Roman" w:cs="Times New Roman"/>
-        </w:rPr>
-        <w:t>’</w:t>
-      </w:r>
-      <w:r>
-        <w:rPr>
-          <w:rFonts w:ascii="Times New Roman" w:eastAsia="Times New Roman" w:hAnsi="Times New Roman" w:cs="Times New Roman"/>
-        </w:rPr>
-        <w:t xml:space="preserve">s </w:t>
-      </w:r>
-      <w:r>
-        <w:rPr>
-          <w:rFonts w:ascii="Times New Roman" w:eastAsia="Times New Roman" w:hAnsi="Times New Roman" w:cs="Times New Roman" w:hint="cs"/>
-          <w:rtl/>
-        </w:rPr>
-        <w:t>וְאָהַבְתָּ</w:t>
-      </w:r>
-      <w:r>
-        <w:rPr>
-          <w:rFonts w:ascii="Times New Roman" w:eastAsia="Times New Roman" w:hAnsi="Times New Roman" w:cs="Times New Roman"/>
-          <w:rtl/>
-        </w:rPr>
-        <w:t xml:space="preserve"> </w:t>
-      </w:r>
-      <w:r>
-        <w:rPr>
-          <w:rFonts w:ascii="Times New Roman" w:eastAsia="Times New Roman" w:hAnsi="Times New Roman" w:cs="Times New Roman" w:hint="cs"/>
-          <w:rtl/>
-        </w:rPr>
-        <w:t>לְרֵעֲךָ</w:t>
-      </w:r>
-      <w:r>
-        <w:rPr>
-          <w:rFonts w:ascii="Times New Roman" w:eastAsia="Times New Roman" w:hAnsi="Times New Roman" w:cs="Times New Roman"/>
-          <w:rtl/>
-        </w:rPr>
-        <w:t xml:space="preserve"> </w:t>
-      </w:r>
-      <w:r>
-        <w:rPr>
-          <w:rFonts w:ascii="Times New Roman" w:eastAsia="Times New Roman" w:hAnsi="Times New Roman" w:cs="Times New Roman" w:hint="cs"/>
-          <w:rtl/>
-        </w:rPr>
-        <w:t>כָּמוֹךָ</w:t>
+        <w:t>פזי</w:t>
+      </w:r>
+      <w:r>
+        <w:rPr>
+          <w:rFonts w:ascii="Times New Roman" w:eastAsia="Times New Roman" w:hAnsi="Times New Roman" w:cs="Times New Roman"/>
+        </w:rPr>
+        <w:t xml:space="preserve"> brings down the </w:t>
+      </w:r>
+      <w:r>
+        <w:rPr>
+          <w:rFonts w:ascii="Times New Roman" w:eastAsia="Times New Roman" w:hAnsi="Times New Roman" w:cs="Times New Roman" w:hint="cs"/>
+          <w:rtl/>
+        </w:rPr>
+        <w:t>פסוק</w:t>
+      </w:r>
+      <w:r>
+        <w:rPr>
+          <w:rFonts w:ascii="Times New Roman" w:eastAsia="Times New Roman" w:hAnsi="Times New Roman" w:cs="Times New Roman"/>
+        </w:rPr>
+        <w:t xml:space="preserve"> from our</w:t>
+      </w:r>
+      <w:r>
+        <w:rPr>
+          <w:rFonts w:ascii="Times New Roman" w:eastAsia="Times New Roman" w:hAnsi="Times New Roman" w:cs="Times New Roman"/>
+        </w:rPr>
+        <w:t xml:space="preserve"> </w:t>
+      </w:r>
+      <w:r>
+        <w:rPr>
+          <w:rFonts w:ascii="Times New Roman" w:eastAsia="Times New Roman" w:hAnsi="Times New Roman" w:cs="Times New Roman" w:hint="cs"/>
+          <w:rtl/>
+        </w:rPr>
+        <w:t>פרשה</w:t>
+      </w:r>
+      <w:r>
+        <w:rPr>
+          <w:rFonts w:ascii="Times New Roman" w:eastAsia="Times New Roman" w:hAnsi="Times New Roman" w:cs="Times New Roman"/>
+        </w:rPr>
+        <w:t>:</w:t>
+      </w:r>
+      <w:r>
+        <w:rPr>
+          <w:rFonts w:ascii="Times New Roman" w:eastAsia="Times New Roman" w:hAnsi="Times New Roman" w:cs="Times New Roman" w:hint="cs"/>
+          <w:rtl/>
+        </w:rPr>
+        <w:t>אֶת</w:t>
+      </w:r>
+      <w:r>
+        <w:rPr>
+          <w:rFonts w:ascii="Times New Roman" w:eastAsia="Times New Roman" w:hAnsi="Times New Roman" w:cs="Times New Roman"/>
+          <w:rtl/>
+        </w:rPr>
+        <w:t xml:space="preserve"> </w:t>
+      </w:r>
+      <w:r>
+        <w:rPr>
+          <w:rFonts w:ascii="Times New Roman" w:eastAsia="Times New Roman" w:hAnsi="Times New Roman" w:cs="Times New Roman" w:hint="cs"/>
+          <w:rtl/>
+        </w:rPr>
+        <w:t>הַכֶּבֶשׂ</w:t>
+      </w:r>
+      <w:r>
+        <w:rPr>
+          <w:rFonts w:ascii="Times New Roman" w:eastAsia="Times New Roman" w:hAnsi="Times New Roman" w:cs="Times New Roman"/>
+          <w:rtl/>
+        </w:rPr>
+        <w:t xml:space="preserve"> </w:t>
+      </w:r>
+      <w:r>
+        <w:rPr>
+          <w:rFonts w:ascii="Times New Roman" w:eastAsia="Times New Roman" w:hAnsi="Times New Roman" w:cs="Times New Roman" w:hint="cs"/>
+          <w:rtl/>
+        </w:rPr>
+        <w:t>הָאֶחָד</w:t>
+      </w:r>
+      <w:r>
+        <w:rPr>
+          <w:rFonts w:ascii="Times New Roman" w:eastAsia="Times New Roman" w:hAnsi="Times New Roman" w:cs="Times New Roman"/>
+          <w:rtl/>
+        </w:rPr>
+        <w:t xml:space="preserve"> </w:t>
+      </w:r>
+      <w:r>
+        <w:rPr>
+          <w:rFonts w:ascii="Times New Roman" w:eastAsia="Times New Roman" w:hAnsi="Times New Roman" w:cs="Times New Roman" w:hint="cs"/>
+          <w:rtl/>
+        </w:rPr>
+        <w:t>תַּעֲשֶׂה</w:t>
+      </w:r>
+      <w:r>
+        <w:rPr>
+          <w:rFonts w:ascii="Times New Roman" w:eastAsia="Times New Roman" w:hAnsi="Times New Roman" w:cs="Times New Roman"/>
+          <w:rtl/>
+        </w:rPr>
+        <w:t xml:space="preserve"> </w:t>
+      </w:r>
+      <w:r>
+        <w:rPr>
+          <w:rFonts w:ascii="Times New Roman" w:eastAsia="Times New Roman" w:hAnsi="Times New Roman" w:cs="Times New Roman" w:hint="cs"/>
+          <w:rtl/>
+        </w:rPr>
+        <w:t>בַבֹּקֶר</w:t>
+      </w:r>
+      <w:r>
+        <w:rPr>
+          <w:rFonts w:ascii="Times New Roman" w:eastAsia="Times New Roman" w:hAnsi="Times New Roman" w:cs="Times New Roman"/>
+          <w:rtl/>
+        </w:rPr>
+        <w:t xml:space="preserve"> </w:t>
+      </w:r>
+      <w:r>
+        <w:rPr>
+          <w:rFonts w:ascii="Times New Roman" w:eastAsia="Times New Roman" w:hAnsi="Times New Roman" w:cs="Times New Roman" w:hint="cs"/>
+          <w:rtl/>
+        </w:rPr>
+        <w:t>וְאֵת</w:t>
+      </w:r>
+      <w:r>
+        <w:rPr>
+          <w:rFonts w:ascii="Times New Roman" w:eastAsia="Times New Roman" w:hAnsi="Times New Roman" w:cs="Times New Roman"/>
+          <w:rtl/>
+        </w:rPr>
+        <w:t xml:space="preserve"> </w:t>
+      </w:r>
+      <w:r>
+        <w:rPr>
+          <w:rFonts w:ascii="Times New Roman" w:eastAsia="Times New Roman" w:hAnsi="Times New Roman" w:cs="Times New Roman" w:hint="cs"/>
+          <w:rtl/>
+        </w:rPr>
+        <w:t>הַכֶּבֶשׂ</w:t>
+      </w:r>
+      <w:r>
+        <w:rPr>
+          <w:rFonts w:ascii="Times New Roman" w:eastAsia="Times New Roman" w:hAnsi="Times New Roman" w:cs="Times New Roman"/>
+          <w:rtl/>
+        </w:rPr>
+        <w:t xml:space="preserve"> </w:t>
+      </w:r>
+      <w:r>
+        <w:rPr>
+          <w:rFonts w:ascii="Times New Roman" w:eastAsia="Times New Roman" w:hAnsi="Times New Roman" w:cs="Times New Roman" w:hint="cs"/>
+          <w:rtl/>
+        </w:rPr>
+        <w:t>הַשֵּׁנִי</w:t>
+      </w:r>
+      <w:r>
+        <w:rPr>
+          <w:rFonts w:ascii="Times New Roman" w:eastAsia="Times New Roman" w:hAnsi="Times New Roman" w:cs="Times New Roman"/>
+          <w:rtl/>
+        </w:rPr>
+        <w:t xml:space="preserve"> </w:t>
+      </w:r>
+      <w:r>
+        <w:rPr>
+          <w:rFonts w:ascii="Times New Roman" w:eastAsia="Times New Roman" w:hAnsi="Times New Roman" w:cs="Times New Roman" w:hint="cs"/>
+          <w:rtl/>
+        </w:rPr>
+        <w:t>תַּעֲשֶׂה</w:t>
+      </w:r>
+      <w:r>
+        <w:rPr>
+          <w:rFonts w:ascii="Times New Roman" w:eastAsia="Times New Roman" w:hAnsi="Times New Roman" w:cs="Times New Roman"/>
+          <w:rtl/>
+        </w:rPr>
+        <w:t xml:space="preserve"> </w:t>
+      </w:r>
+      <w:r>
+        <w:rPr>
+          <w:rFonts w:ascii="Times New Roman" w:eastAsia="Times New Roman" w:hAnsi="Times New Roman" w:cs="Times New Roman" w:hint="cs"/>
+          <w:rtl/>
+        </w:rPr>
+        <w:t>בֵּין</w:t>
       </w:r>
       <w:r>
         <w:rPr>
@@ -775,21 +1101,21 @@
           <w:rFonts w:ascii="Times New Roman" w:eastAsia="Times New Roman" w:hAnsi="Times New Roman" w:cs="Times New Roman" w:hint="cs"/>
           <w:rtl/>
         </w:rPr>
-        <w:t>ויקרא</w:t>
-      </w:r>
-      <w:r>
-        <w:rPr>
-          <w:rFonts w:ascii="Times New Roman" w:eastAsia="Times New Roman" w:hAnsi="Times New Roman" w:cs="Times New Roman"/>
-          <w:rtl/>
-        </w:rPr>
-        <w:t xml:space="preserve"> </w:t>
-      </w:r>
-      <w:r>
-        <w:rPr>
-          <w:rFonts w:ascii="Times New Roman" w:eastAsia="Times New Roman" w:hAnsi="Times New Roman" w:cs="Times New Roman" w:hint="cs"/>
-          <w:rtl/>
-        </w:rPr>
-        <w:t>י״ט</w:t>
+        <w:t>שמות</w:t>
+      </w:r>
+      <w:r>
+        <w:rPr>
+          <w:rFonts w:ascii="Times New Roman" w:eastAsia="Times New Roman" w:hAnsi="Times New Roman" w:cs="Times New Roman"/>
+          <w:rtl/>
+        </w:rPr>
+        <w:t xml:space="preserve"> </w:t>
+      </w:r>
+      <w:r>
+        <w:rPr>
+          <w:rFonts w:ascii="Times New Roman" w:eastAsia="Times New Roman" w:hAnsi="Times New Roman" w:cs="Times New Roman" w:hint="cs"/>
+          <w:rtl/>
+        </w:rPr>
+        <w:t>כ״ט</w:t>
       </w:r>
       <w:r>
         <w:rPr>
@@ -803,272 +1129,13 @@
           <w:rFonts w:ascii="Times New Roman" w:eastAsia="Times New Roman" w:hAnsi="Times New Roman" w:cs="Times New Roman" w:hint="cs"/>
           <w:rtl/>
         </w:rPr>
-        <w:t>י״ח</w:t>
-      </w:r>
-      <w:r>
-        <w:rPr>
-          <w:rFonts w:ascii="Times New Roman" w:eastAsia="Times New Roman" w:hAnsi="Times New Roman" w:cs="Times New Roman"/>
-        </w:rPr>
-        <w:t xml:space="preserve">) which pertains to </w:t>
-      </w:r>
-      <w:r>
-        <w:rPr>
-          <w:rFonts w:ascii="Times New Roman" w:eastAsia="Times New Roman" w:hAnsi="Times New Roman" w:cs="Times New Roman" w:hint="cs"/>
-          <w:rtl/>
-        </w:rPr>
-        <w:t>בין</w:t>
-      </w:r>
-      <w:r>
-        <w:rPr>
-          <w:rFonts w:ascii="Times New Roman" w:eastAsia="Times New Roman" w:hAnsi="Times New Roman" w:cs="Times New Roman"/>
-          <w:rtl/>
-        </w:rPr>
-        <w:t xml:space="preserve"> </w:t>
-      </w:r>
-      <w:r>
-        <w:rPr>
-          <w:rFonts w:ascii="Times New Roman" w:eastAsia="Times New Roman" w:hAnsi="Times New Roman" w:cs="Times New Roman" w:hint="cs"/>
-          <w:rtl/>
-        </w:rPr>
-        <w:t>אדם</w:t>
-      </w:r>
-      <w:r>
-        <w:rPr>
-          <w:rFonts w:ascii="Times New Roman" w:eastAsia="Times New Roman" w:hAnsi="Times New Roman" w:cs="Times New Roman"/>
-          <w:rtl/>
-        </w:rPr>
-        <w:t xml:space="preserve"> </w:t>
-      </w:r>
-      <w:r>
-        <w:rPr>
-          <w:rFonts w:ascii="Times New Roman" w:eastAsia="Times New Roman" w:hAnsi="Times New Roman" w:cs="Times New Roman" w:hint="cs"/>
-          <w:rtl/>
-        </w:rPr>
-        <w:t>לחבירו</w:t>
-      </w:r>
-      <w:r>
-        <w:rPr>
-          <w:rFonts w:ascii="Times New Roman" w:eastAsia="Times New Roman" w:hAnsi="Times New Roman" w:cs="Times New Roman"/>
-        </w:rPr>
-        <w:t xml:space="preserve">, a tremendously important </w:t>
-      </w:r>
-      <w:r>
-        <w:rPr>
-          <w:rFonts w:ascii="Times New Roman" w:eastAsia="Times New Roman" w:hAnsi="Times New Roman" w:cs="Times New Roman" w:hint="cs"/>
-          <w:rtl/>
-        </w:rPr>
-        <w:t>יסוד</w:t>
-      </w:r>
-      <w:r>
-        <w:rPr>
-          <w:rFonts w:ascii="Times New Roman" w:eastAsia="Times New Roman" w:hAnsi="Times New Roman" w:cs="Times New Roman"/>
-        </w:rPr>
-        <w:t xml:space="preserve">. Finally, </w:t>
-      </w:r>
-      <w:r>
-        <w:rPr>
-          <w:rFonts w:ascii="Times New Roman" w:eastAsia="Times New Roman" w:hAnsi="Times New Roman" w:cs="Times New Roman" w:hint="cs"/>
-          <w:rtl/>
-        </w:rPr>
-        <w:t>שמעון</w:t>
-      </w:r>
-      <w:r>
-        <w:rPr>
-          <w:rFonts w:ascii="Times New Roman" w:eastAsia="Times New Roman" w:hAnsi="Times New Roman" w:cs="Times New Roman"/>
-          <w:rtl/>
-        </w:rPr>
-        <w:t xml:space="preserve"> </w:t>
-      </w:r>
-      <w:r>
-        <w:rPr>
-          <w:rFonts w:ascii="Times New Roman" w:eastAsia="Times New Roman" w:hAnsi="Times New Roman" w:cs="Times New Roman" w:hint="cs"/>
-          <w:rtl/>
-        </w:rPr>
-        <w:t>בן</w:t>
-      </w:r>
-      <w:r>
-        <w:rPr>
-          <w:rFonts w:ascii="Times New Roman" w:eastAsia="Times New Roman" w:hAnsi="Times New Roman" w:cs="Times New Roman"/>
-          <w:rtl/>
-        </w:rPr>
-        <w:t xml:space="preserve"> </w:t>
-      </w:r>
-      <w:r>
-        <w:rPr>
-          <w:rFonts w:ascii="Times New Roman" w:eastAsia="Times New Roman" w:hAnsi="Times New Roman" w:cs="Times New Roman" w:hint="cs"/>
-          <w:rtl/>
-        </w:rPr>
-        <w:t>פזי</w:t>
-      </w:r>
-      <w:r>
-        <w:rPr>
-          <w:rFonts w:ascii="Times New Roman" w:eastAsia="Times New Roman" w:hAnsi="Times New Roman" w:cs="Times New Roman"/>
-        </w:rPr>
-        <w:t xml:space="preserve"> brings down the </w:t>
-      </w:r>
-      <w:r>
-        <w:rPr>
-          <w:rFonts w:ascii="Times New Roman" w:eastAsia="Times New Roman" w:hAnsi="Times New Roman" w:cs="Times New Roman" w:hint="cs"/>
-          <w:rtl/>
-        </w:rPr>
-        <w:t>פסוק</w:t>
-      </w:r>
-      <w:r>
-        <w:rPr>
-          <w:rFonts w:ascii="Times New Roman" w:eastAsia="Times New Roman" w:hAnsi="Times New Roman" w:cs="Times New Roman"/>
-        </w:rPr>
-        <w:t xml:space="preserve"> from our</w:t>
-      </w:r>
-      <w:r>
-        <w:rPr>
-          <w:rFonts w:ascii="Times New Roman" w:eastAsia="Times New Roman" w:hAnsi="Times New Roman" w:cs="Times New Roman"/>
-        </w:rPr>
-        <w:t xml:space="preserve"> </w:t>
-      </w:r>
-      <w:r>
-        <w:rPr>
-          <w:rFonts w:ascii="Times New Roman" w:eastAsia="Times New Roman" w:hAnsi="Times New Roman" w:cs="Times New Roman" w:hint="cs"/>
-          <w:rtl/>
-        </w:rPr>
-        <w:t>פרשה</w:t>
-      </w:r>
-      <w:r>
-        <w:rPr>
-          <w:rFonts w:ascii="Times New Roman" w:eastAsia="Times New Roman" w:hAnsi="Times New Roman" w:cs="Times New Roman"/>
-        </w:rPr>
-        <w:t>:</w:t>
-      </w:r>
-      <w:r>
-        <w:rPr>
-          <w:rFonts w:ascii="Times New Roman" w:eastAsia="Times New Roman" w:hAnsi="Times New Roman" w:cs="Times New Roman"/>
-        </w:rPr>
-        <w:t xml:space="preserve"> </w:t>
-      </w:r>
-      <w:r>
-        <w:rPr>
-          <w:rFonts w:ascii="Times New Roman" w:eastAsia="Times New Roman" w:hAnsi="Times New Roman" w:cs="Times New Roman" w:hint="cs"/>
-          <w:rtl/>
-        </w:rPr>
-        <w:t>אֶת הַכֶּבֶשׂ</w:t>
-      </w:r>
-      <w:r>
-        <w:rPr>
-          <w:rFonts w:ascii="Times New Roman" w:eastAsia="Times New Roman" w:hAnsi="Times New Roman" w:cs="Times New Roman"/>
-          <w:rtl/>
-        </w:rPr>
-        <w:t xml:space="preserve"> </w:t>
-      </w:r>
-      <w:r>
-        <w:rPr>
-          <w:rFonts w:ascii="Times New Roman" w:eastAsia="Times New Roman" w:hAnsi="Times New Roman" w:cs="Times New Roman" w:hint="cs"/>
-          <w:rtl/>
-        </w:rPr>
-        <w:t>הָאֶחָד</w:t>
-      </w:r>
-      <w:r>
-        <w:rPr>
-          <w:rFonts w:ascii="Times New Roman" w:eastAsia="Times New Roman" w:hAnsi="Times New Roman" w:cs="Times New Roman"/>
-          <w:rtl/>
-        </w:rPr>
-        <w:t xml:space="preserve"> </w:t>
-      </w:r>
-      <w:r>
-        <w:rPr>
-          <w:rFonts w:ascii="Times New Roman" w:eastAsia="Times New Roman" w:hAnsi="Times New Roman" w:cs="Times New Roman" w:hint="cs"/>
-          <w:rtl/>
-        </w:rPr>
-        <w:t>תַּעֲשֶׂה</w:t>
-      </w:r>
-      <w:r>
-        <w:rPr>
-          <w:rFonts w:ascii="Times New Roman" w:eastAsia="Times New Roman" w:hAnsi="Times New Roman" w:cs="Times New Roman"/>
-          <w:rtl/>
-        </w:rPr>
-        <w:t xml:space="preserve"> </w:t>
-      </w:r>
-      <w:r>
-        <w:rPr>
-          <w:rFonts w:ascii="Times New Roman" w:eastAsia="Times New Roman" w:hAnsi="Times New Roman" w:cs="Times New Roman" w:hint="cs"/>
-          <w:rtl/>
-        </w:rPr>
-        <w:t>בַבֹּקֶר</w:t>
-      </w:r>
-      <w:r>
-        <w:rPr>
-          <w:rFonts w:ascii="Times New Roman" w:eastAsia="Times New Roman" w:hAnsi="Times New Roman" w:cs="Times New Roman"/>
-          <w:rtl/>
-        </w:rPr>
-        <w:t xml:space="preserve"> </w:t>
-      </w:r>
-      <w:r>
-        <w:rPr>
-          <w:rFonts w:ascii="Times New Roman" w:eastAsia="Times New Roman" w:hAnsi="Times New Roman" w:cs="Times New Roman" w:hint="cs"/>
-          <w:rtl/>
-        </w:rPr>
-        <w:t>וְאֵת</w:t>
-      </w:r>
-      <w:r>
-        <w:rPr>
-          <w:rFonts w:ascii="Times New Roman" w:eastAsia="Times New Roman" w:hAnsi="Times New Roman" w:cs="Times New Roman"/>
-          <w:rtl/>
-        </w:rPr>
-        <w:t xml:space="preserve"> </w:t>
-      </w:r>
-      <w:r>
-        <w:rPr>
-          <w:rFonts w:ascii="Times New Roman" w:eastAsia="Times New Roman" w:hAnsi="Times New Roman" w:cs="Times New Roman" w:hint="cs"/>
-          <w:rtl/>
-        </w:rPr>
-        <w:t>הַכֶּבֶשׂ</w:t>
-      </w:r>
-      <w:r>
-        <w:rPr>
-          <w:rFonts w:ascii="Times New Roman" w:eastAsia="Times New Roman" w:hAnsi="Times New Roman" w:cs="Times New Roman"/>
-          <w:rtl/>
-        </w:rPr>
-        <w:t xml:space="preserve"> </w:t>
-      </w:r>
-      <w:r>
-        <w:rPr>
-          <w:rFonts w:ascii="Times New Roman" w:eastAsia="Times New Roman" w:hAnsi="Times New Roman" w:cs="Times New Roman" w:hint="cs"/>
-          <w:rtl/>
-        </w:rPr>
-        <w:t>הַשֵּׁנִי</w:t>
-      </w:r>
-      <w:r>
-        <w:rPr>
-          <w:rFonts w:ascii="Times New Roman" w:eastAsia="Times New Roman" w:hAnsi="Times New Roman" w:cs="Times New Roman"/>
-          <w:rtl/>
-        </w:rPr>
-        <w:t xml:space="preserve"> </w:t>
-      </w:r>
-      <w:r>
-        <w:rPr>
-          <w:rFonts w:ascii="Times New Roman" w:eastAsia="Times New Roman" w:hAnsi="Times New Roman" w:cs="Times New Roman" w:hint="cs"/>
-          <w:rtl/>
-        </w:rPr>
-        <w:t>תַּעֲשֶׂה</w:t>
-      </w:r>
-      <w:r>
-        <w:rPr>
-          <w:rFonts w:ascii="Times New Roman" w:eastAsia="Times New Roman" w:hAnsi="Times New Roman" w:cs="Times New Roman"/>
-          <w:rtl/>
-        </w:rPr>
-        <w:t xml:space="preserve"> </w:t>
-      </w:r>
-      <w:r>
-        <w:rPr>
-          <w:rFonts w:ascii="Times New Roman" w:eastAsia="Times New Roman" w:hAnsi="Times New Roman" w:cs="Times New Roman" w:hint="cs"/>
-          <w:rtl/>
-        </w:rPr>
-        <w:t>בֵּין</w:t>
-      </w:r>
-      <w:r>
-        <w:rPr>
-          <w:rFonts w:ascii="Times New Roman" w:eastAsia="Times New Roman" w:hAnsi="Times New Roman" w:cs="Times New Roman"/>
-          <w:rtl/>
-        </w:rPr>
-        <w:t xml:space="preserve"> </w:t>
+        <w:t>ל״ט</w:t>
+      </w:r>
+      <w:r>
+        <w:rPr>
+          <w:rFonts w:ascii="Times New Roman" w:eastAsia="Times New Roman" w:hAnsi="Times New Roman" w:cs="Times New Roman"/>
+        </w:rPr>
+        <w:t xml:space="preserve">) </w:t>
       </w:r>
       <w:r>
         <w:rPr>
@@ -1086,57 +1153,8 @@
       <w:r>
         <w:rPr>
           <w:rFonts w:ascii="Times New Roman" w:eastAsia="Times New Roman" w:hAnsi="Times New Roman" w:cs="Times New Roman"/>
-          <w:rtl/>
-        </w:rPr>
-        <w:t>(</w:t>
-      </w:r>
-      <w:r>
-        <w:rPr>
-          <w:rFonts w:ascii="Times New Roman" w:eastAsia="Times New Roman" w:hAnsi="Times New Roman" w:cs="Times New Roman" w:hint="cs"/>
-          <w:rtl/>
-        </w:rPr>
-        <w:t>שמות</w:t>
-      </w:r>
-      <w:r>
-        <w:rPr>
-          <w:rFonts w:ascii="Times New Roman" w:eastAsia="Times New Roman" w:hAnsi="Times New Roman" w:cs="Times New Roman"/>
-          <w:rtl/>
-        </w:rPr>
-        <w:t xml:space="preserve"> </w:t>
-      </w:r>
-      <w:r>
-        <w:rPr>
-          <w:rFonts w:ascii="Times New Roman" w:eastAsia="Times New Roman" w:hAnsi="Times New Roman" w:cs="Times New Roman" w:hint="cs"/>
-          <w:rtl/>
-        </w:rPr>
-        <w:t>כ״ט</w:t>
-      </w:r>
-      <w:r>
-        <w:rPr>
-          <w:rFonts w:ascii="Times New Roman" w:eastAsia="Times New Roman" w:hAnsi="Times New Roman" w:cs="Times New Roman"/>
-          <w:rtl/>
-        </w:rPr>
-        <w:t>:</w:t>
-      </w:r>
-      <w:r>
-        <w:rPr>
-          <w:rFonts w:ascii="Times New Roman" w:eastAsia="Times New Roman" w:hAnsi="Times New Roman" w:cs="Times New Roman" w:hint="cs"/>
-          <w:rtl/>
-        </w:rPr>
-        <w:t>ל״ט</w:t>
-      </w:r>
-      <w:r>
-        <w:rPr>
-          <w:rFonts w:ascii="Times New Roman" w:eastAsia="Times New Roman" w:hAnsi="Times New Roman" w:cs="Times New Roman"/>
-          <w:rtl/>
-        </w:rPr>
-        <w:t>)</w:t>
-      </w:r>
-      <w:r>
-        <w:rPr>
-          <w:rFonts w:ascii="Times New Roman" w:eastAsia="Times New Roman" w:hAnsi="Times New Roman" w:cs="Times New Roman"/>
-        </w:rPr>
-        <w:t xml:space="preserve"> referring to the </w:t>
+        </w:rPr>
+        <w:t xml:space="preserve">referring to the </w:t>
       </w:r>
       <w:r>
         <w:rPr>
@@ -1191,7 +1209,7 @@
           <w:rFonts w:ascii="Times New Roman" w:eastAsia="Times New Roman" w:hAnsi="Times New Roman" w:cs="Times New Roman"/>
           <w:rtl/>
         </w:rPr>
-        <w:t>״</w:t>
+        <w:t>"</w:t>
       </w:r>
       <w:r>
         <w:rPr>
@@ -1451,7 +1469,7 @@
           <w:rFonts w:ascii="Times New Roman" w:eastAsia="Times New Roman" w:hAnsi="Times New Roman" w:cs="Times New Roman"/>
           <w:rtl/>
         </w:rPr>
-        <w:t>״</w:t>
+        <w:t>"</w:t>
       </w:r>
       <w:r>
         <w:rPr>
@@ -1491,7 +1509,7 @@
         <w:rPr>
           <w:rFonts w:ascii="Times New Roman" w:eastAsia="Times New Roman" w:hAnsi="Times New Roman" w:cs="Times New Roman"/>
         </w:rPr>
-        <w:t xml:space="preserve"> such as </w:t>
+        <w:t xml:space="preserve"> such as</w:t>
       </w:r>
       <w:r>
         <w:rPr>
@@ -1723,7 +1741,7 @@
         <w:rPr>
           <w:rFonts w:ascii="Times New Roman" w:eastAsia="Times New Roman" w:hAnsi="Times New Roman" w:cs="Times New Roman"/>
         </w:rPr>
-        <w:t xml:space="preserve"> the </w:t>
+        <w:t xml:space="preserve"> the</w:t>
       </w:r>
       <w:r>
         <w:rPr>

--- a/Files/02 - Shemos/08 - Tetzaveh/5783/Tetzaveh 5783.docx
+++ b/Files/02 - Shemos/08 - Tetzaveh/5783/Tetzaveh 5783.docx
@@ -228,7 +228,7 @@
         <w:rPr>
           <w:rFonts w:ascii="Times New Roman" w:eastAsia="Times New Roman" w:hAnsi="Times New Roman" w:cs="Times New Roman"/>
         </w:rPr>
-        <w:t>. In fact, a</w:t>
+        <w:t xml:space="preserve">. In fact, a </w:t>
       </w:r>
       <w:r>
         <w:rPr>
@@ -308,7 +308,7 @@
           <w:rFonts w:ascii="Times New Roman" w:eastAsia="Times New Roman" w:hAnsi="Times New Roman" w:cs="Times New Roman"/>
           <w:rtl/>
         </w:rPr>
-        <w:t>"</w:t>
+        <w:t>״</w:t>
       </w:r>
       <w:r>
         <w:rPr>
@@ -693,7 +693,7 @@
         <w:rPr>
           <w:rFonts w:ascii="Times New Roman" w:eastAsia="Times New Roman" w:hAnsi="Times New Roman" w:cs="Times New Roman"/>
         </w:rPr>
-        <w:t>.</w:t>
+        <w:t xml:space="preserve">. </w:t>
       </w:r>
       <w:r>
         <w:rPr>
@@ -738,6 +738,48 @@
         <w:rPr>
           <w:rFonts w:ascii="Times New Roman" w:eastAsia="Times New Roman" w:hAnsi="Times New Roman" w:cs="Times New Roman"/>
         </w:rPr>
+        <w:t xml:space="preserve"> </w:t>
+      </w:r>
+      <w:r>
+        <w:rPr>
+          <w:rFonts w:ascii="Times New Roman" w:eastAsia="Times New Roman" w:hAnsi="Times New Roman" w:cs="Times New Roman" w:hint="cs"/>
+          <w:rtl/>
+        </w:rPr>
+        <w:t>וְאָהַבְתָּ</w:t>
+      </w:r>
+      <w:r>
+        <w:rPr>
+          <w:rFonts w:ascii="Times New Roman" w:eastAsia="Times New Roman" w:hAnsi="Times New Roman" w:cs="Times New Roman"/>
+          <w:rtl/>
+        </w:rPr>
+        <w:t xml:space="preserve"> </w:t>
+      </w:r>
+      <w:r>
+        <w:rPr>
+          <w:rFonts w:ascii="Times New Roman" w:eastAsia="Times New Roman" w:hAnsi="Times New Roman" w:cs="Times New Roman" w:hint="cs"/>
+          <w:rtl/>
+        </w:rPr>
+        <w:t>לְרֵעֲךָ</w:t>
+      </w:r>
+      <w:r>
+        <w:rPr>
+          <w:rFonts w:ascii="Times New Roman" w:eastAsia="Times New Roman" w:hAnsi="Times New Roman" w:cs="Times New Roman"/>
+          <w:rtl/>
+        </w:rPr>
+        <w:t xml:space="preserve"> </w:t>
+      </w:r>
+      <w:r>
+        <w:rPr>
+          <w:rFonts w:ascii="Times New Roman" w:eastAsia="Times New Roman" w:hAnsi="Times New Roman" w:cs="Times New Roman" w:hint="cs"/>
+          <w:rtl/>
+        </w:rPr>
+        <w:t>כָּמוֹךָ</w:t>
+      </w:r>
+      <w:r>
+        <w:rPr>
+          <w:rFonts w:ascii="Times New Roman" w:eastAsia="Times New Roman" w:hAnsi="Times New Roman" w:cs="Times New Roman"/>
+          <w:rtl/>
+        </w:rPr>
         <w:t xml:space="preserve"> (</w:t>
       </w:r>
       <w:r>
@@ -745,35 +787,315 @@
           <w:rFonts w:ascii="Times New Roman" w:eastAsia="Times New Roman" w:hAnsi="Times New Roman" w:cs="Times New Roman" w:hint="cs"/>
           <w:rtl/>
         </w:rPr>
-        <w:t>וְאָהַבְתָּ</w:t>
-      </w:r>
-      <w:r>
-        <w:rPr>
-          <w:rFonts w:ascii="Times New Roman" w:eastAsia="Times New Roman" w:hAnsi="Times New Roman" w:cs="Times New Roman"/>
-          <w:rtl/>
-        </w:rPr>
-        <w:t xml:space="preserve"> </w:t>
-      </w:r>
-      <w:r>
-        <w:rPr>
-          <w:rFonts w:ascii="Times New Roman" w:eastAsia="Times New Roman" w:hAnsi="Times New Roman" w:cs="Times New Roman" w:hint="cs"/>
-          <w:rtl/>
-        </w:rPr>
-        <w:t>לְרֵעֲךָ</w:t>
-      </w:r>
-      <w:r>
-        <w:rPr>
-          <w:rFonts w:ascii="Times New Roman" w:eastAsia="Times New Roman" w:hAnsi="Times New Roman" w:cs="Times New Roman"/>
-          <w:rtl/>
-        </w:rPr>
-        <w:t xml:space="preserve"> </w:t>
-      </w:r>
-      <w:r>
-        <w:rPr>
-          <w:rFonts w:ascii="Times New Roman" w:eastAsia="Times New Roman" w:hAnsi="Times New Roman" w:cs="Times New Roman" w:hint="cs"/>
-          <w:rtl/>
-        </w:rPr>
-        <w:t>כָּמוֹךָ</w:t>
+        <w:t>ויקרא</w:t>
+      </w:r>
+      <w:r>
+        <w:rPr>
+          <w:rFonts w:ascii="Times New Roman" w:eastAsia="Times New Roman" w:hAnsi="Times New Roman" w:cs="Times New Roman"/>
+          <w:rtl/>
+        </w:rPr>
+        <w:t xml:space="preserve"> </w:t>
+      </w:r>
+      <w:r>
+        <w:rPr>
+          <w:rFonts w:ascii="Times New Roman" w:eastAsia="Times New Roman" w:hAnsi="Times New Roman" w:cs="Times New Roman" w:hint="cs"/>
+          <w:rtl/>
+        </w:rPr>
+        <w:t>י״ט</w:t>
+      </w:r>
+      <w:r>
+        <w:rPr>
+          <w:rFonts w:ascii="Times New Roman" w:eastAsia="Times New Roman" w:hAnsi="Times New Roman" w:cs="Times New Roman"/>
+          <w:rtl/>
+        </w:rPr>
+        <w:t>:</w:t>
+      </w:r>
+      <w:r>
+        <w:rPr>
+          <w:rFonts w:ascii="Times New Roman" w:eastAsia="Times New Roman" w:hAnsi="Times New Roman" w:cs="Times New Roman" w:hint="cs"/>
+          <w:rtl/>
+        </w:rPr>
+        <w:t>י״ח</w:t>
+      </w:r>
+      <w:r>
+        <w:rPr>
+          <w:rFonts w:ascii="Times New Roman" w:eastAsia="Times New Roman" w:hAnsi="Times New Roman" w:cs="Times New Roman"/>
+        </w:rPr>
+        <w:t xml:space="preserve">) which pertains to </w:t>
+      </w:r>
+      <w:r>
+        <w:rPr>
+          <w:rFonts w:ascii="Times New Roman" w:eastAsia="Times New Roman" w:hAnsi="Times New Roman" w:cs="Times New Roman" w:hint="cs"/>
+          <w:rtl/>
+        </w:rPr>
+        <w:t>בין</w:t>
+      </w:r>
+      <w:r>
+        <w:rPr>
+          <w:rFonts w:ascii="Times New Roman" w:eastAsia="Times New Roman" w:hAnsi="Times New Roman" w:cs="Times New Roman"/>
+          <w:rtl/>
+        </w:rPr>
+        <w:t xml:space="preserve"> </w:t>
+      </w:r>
+      <w:r>
+        <w:rPr>
+          <w:rFonts w:ascii="Times New Roman" w:eastAsia="Times New Roman" w:hAnsi="Times New Roman" w:cs="Times New Roman" w:hint="cs"/>
+          <w:rtl/>
+        </w:rPr>
+        <w:t>אדם</w:t>
+      </w:r>
+      <w:r>
+        <w:rPr>
+          <w:rFonts w:ascii="Times New Roman" w:eastAsia="Times New Roman" w:hAnsi="Times New Roman" w:cs="Times New Roman"/>
+          <w:rtl/>
+        </w:rPr>
+        <w:t xml:space="preserve"> </w:t>
+      </w:r>
+      <w:r>
+        <w:rPr>
+          <w:rFonts w:ascii="Times New Roman" w:eastAsia="Times New Roman" w:hAnsi="Times New Roman" w:cs="Times New Roman" w:hint="cs"/>
+          <w:rtl/>
+        </w:rPr>
+        <w:t>לחבירו</w:t>
+      </w:r>
+      <w:r>
+        <w:rPr>
+          <w:rFonts w:ascii="Times New Roman" w:eastAsia="Times New Roman" w:hAnsi="Times New Roman" w:cs="Times New Roman"/>
+        </w:rPr>
+        <w:t xml:space="preserve">, a tremendously important </w:t>
+      </w:r>
+      <w:r>
+        <w:rPr>
+          <w:rFonts w:ascii="Times New Roman" w:eastAsia="Times New Roman" w:hAnsi="Times New Roman" w:cs="Times New Roman" w:hint="cs"/>
+          <w:rtl/>
+        </w:rPr>
+        <w:t>יסוד</w:t>
+      </w:r>
+      <w:r>
+        <w:rPr>
+          <w:rFonts w:ascii="Times New Roman" w:eastAsia="Times New Roman" w:hAnsi="Times New Roman" w:cs="Times New Roman"/>
+        </w:rPr>
+        <w:t xml:space="preserve">. Finally, </w:t>
+      </w:r>
+      <w:r>
+        <w:rPr>
+          <w:rFonts w:ascii="Times New Roman" w:eastAsia="Times New Roman" w:hAnsi="Times New Roman" w:cs="Times New Roman" w:hint="cs"/>
+          <w:rtl/>
+        </w:rPr>
+        <w:t>שמעון</w:t>
+      </w:r>
+      <w:r>
+        <w:rPr>
+          <w:rFonts w:ascii="Times New Roman" w:eastAsia="Times New Roman" w:hAnsi="Times New Roman" w:cs="Times New Roman"/>
+          <w:rtl/>
+        </w:rPr>
+        <w:t xml:space="preserve"> </w:t>
+      </w:r>
+      <w:r>
+        <w:rPr>
+          <w:rFonts w:ascii="Times New Roman" w:eastAsia="Times New Roman" w:hAnsi="Times New Roman" w:cs="Times New Roman" w:hint="cs"/>
+          <w:rtl/>
+        </w:rPr>
+        <w:t>בן</w:t>
+      </w:r>
+      <w:r>
+        <w:rPr>
+          <w:rFonts w:ascii="Times New Roman" w:eastAsia="Times New Roman" w:hAnsi="Times New Roman" w:cs="Times New Roman"/>
+          <w:rtl/>
+        </w:rPr>
+        <w:t xml:space="preserve"> </w:t>
+      </w:r>
+      <w:r>
+        <w:rPr>
+          <w:rFonts w:ascii="Times New Roman" w:eastAsia="Times New Roman" w:hAnsi="Times New Roman" w:cs="Times New Roman" w:hint="cs"/>
+          <w:rtl/>
+        </w:rPr>
+        <w:t>פזי</w:t>
+      </w:r>
+      <w:r>
+        <w:rPr>
+          <w:rFonts w:ascii="Times New Roman" w:eastAsia="Times New Roman" w:hAnsi="Times New Roman" w:cs="Times New Roman"/>
+        </w:rPr>
+        <w:t xml:space="preserve"> brings down the </w:t>
+      </w:r>
+      <w:r>
+        <w:rPr>
+          <w:rFonts w:ascii="Times New Roman" w:eastAsia="Times New Roman" w:hAnsi="Times New Roman" w:cs="Times New Roman" w:hint="cs"/>
+          <w:rtl/>
+        </w:rPr>
+        <w:t>פסוק</w:t>
+      </w:r>
+      <w:r>
+        <w:rPr>
+          <w:rFonts w:ascii="Times New Roman" w:eastAsia="Times New Roman" w:hAnsi="Times New Roman" w:cs="Times New Roman"/>
+        </w:rPr>
+        <w:t xml:space="preserve"> from our</w:t>
+      </w:r>
+      <w:r>
+        <w:rPr>
+          <w:rFonts w:ascii="Times New Roman" w:eastAsia="Times New Roman" w:hAnsi="Times New Roman" w:cs="Times New Roman"/>
+        </w:rPr>
+        <w:t xml:space="preserve"> </w:t>
+      </w:r>
+      <w:r>
+        <w:rPr>
+          <w:rFonts w:ascii="Times New Roman" w:eastAsia="Times New Roman" w:hAnsi="Times New Roman" w:cs="Times New Roman" w:hint="cs"/>
+          <w:rtl/>
+        </w:rPr>
+        <w:t>פרשה</w:t>
+      </w:r>
+      <w:r>
+        <w:rPr>
+          <w:rFonts w:ascii="Times New Roman" w:eastAsia="Times New Roman" w:hAnsi="Times New Roman" w:cs="Times New Roman"/>
+        </w:rPr>
+        <w:t>:</w:t>
+      </w:r>
+      <w:r>
+        <w:rPr>
+          <w:rFonts w:ascii="Times New Roman" w:eastAsia="Times New Roman" w:hAnsi="Times New Roman" w:cs="Times New Roman" w:hint="cs"/>
+          <w:rtl/>
+        </w:rPr>
+        <w:t>אֶת</w:t>
+      </w:r>
+      <w:r>
+        <w:rPr>
+          <w:rFonts w:ascii="Times New Roman" w:eastAsia="Times New Roman" w:hAnsi="Times New Roman" w:cs="Times New Roman"/>
+          <w:rtl/>
+        </w:rPr>
+        <w:t xml:space="preserve"> </w:t>
+      </w:r>
+      <w:r>
+        <w:rPr>
+          <w:rFonts w:ascii="Times New Roman" w:eastAsia="Times New Roman" w:hAnsi="Times New Roman" w:cs="Times New Roman" w:hint="cs"/>
+          <w:rtl/>
+        </w:rPr>
+        <w:t>הַכֶּבֶשׂ</w:t>
+      </w:r>
+      <w:r>
+        <w:rPr>
+          <w:rFonts w:ascii="Times New Roman" w:eastAsia="Times New Roman" w:hAnsi="Times New Roman" w:cs="Times New Roman"/>
+          <w:rtl/>
+        </w:rPr>
+        <w:t xml:space="preserve"> </w:t>
+      </w:r>
+      <w:r>
+        <w:rPr>
+          <w:rFonts w:ascii="Times New Roman" w:eastAsia="Times New Roman" w:hAnsi="Times New Roman" w:cs="Times New Roman" w:hint="cs"/>
+          <w:rtl/>
+        </w:rPr>
+        <w:t>הָאֶחָד</w:t>
+      </w:r>
+      <w:r>
+        <w:rPr>
+          <w:rFonts w:ascii="Times New Roman" w:eastAsia="Times New Roman" w:hAnsi="Times New Roman" w:cs="Times New Roman"/>
+          <w:rtl/>
+        </w:rPr>
+        <w:t xml:space="preserve"> </w:t>
+      </w:r>
+      <w:r>
+        <w:rPr>
+          <w:rFonts w:ascii="Times New Roman" w:eastAsia="Times New Roman" w:hAnsi="Times New Roman" w:cs="Times New Roman" w:hint="cs"/>
+          <w:rtl/>
+        </w:rPr>
+        <w:t>תַּעֲשֶׂה</w:t>
+      </w:r>
+      <w:r>
+        <w:rPr>
+          <w:rFonts w:ascii="Times New Roman" w:eastAsia="Times New Roman" w:hAnsi="Times New Roman" w:cs="Times New Roman"/>
+          <w:rtl/>
+        </w:rPr>
+        <w:t xml:space="preserve"> </w:t>
+      </w:r>
+      <w:r>
+        <w:rPr>
+          <w:rFonts w:ascii="Times New Roman" w:eastAsia="Times New Roman" w:hAnsi="Times New Roman" w:cs="Times New Roman" w:hint="cs"/>
+          <w:rtl/>
+        </w:rPr>
+        <w:t>בַבֹּקֶר</w:t>
+      </w:r>
+      <w:r>
+        <w:rPr>
+          <w:rFonts w:ascii="Times New Roman" w:eastAsia="Times New Roman" w:hAnsi="Times New Roman" w:cs="Times New Roman"/>
+          <w:rtl/>
+        </w:rPr>
+        <w:t xml:space="preserve"> </w:t>
+      </w:r>
+      <w:r>
+        <w:rPr>
+          <w:rFonts w:ascii="Times New Roman" w:eastAsia="Times New Roman" w:hAnsi="Times New Roman" w:cs="Times New Roman" w:hint="cs"/>
+          <w:rtl/>
+        </w:rPr>
+        <w:t>וְאֵת</w:t>
+      </w:r>
+      <w:r>
+        <w:rPr>
+          <w:rFonts w:ascii="Times New Roman" w:eastAsia="Times New Roman" w:hAnsi="Times New Roman" w:cs="Times New Roman"/>
+          <w:rtl/>
+        </w:rPr>
+        <w:t xml:space="preserve"> </w:t>
+      </w:r>
+      <w:r>
+        <w:rPr>
+          <w:rFonts w:ascii="Times New Roman" w:eastAsia="Times New Roman" w:hAnsi="Times New Roman" w:cs="Times New Roman" w:hint="cs"/>
+          <w:rtl/>
+        </w:rPr>
+        <w:t>הַכֶּבֶשׂ</w:t>
+      </w:r>
+      <w:r>
+        <w:rPr>
+          <w:rFonts w:ascii="Times New Roman" w:eastAsia="Times New Roman" w:hAnsi="Times New Roman" w:cs="Times New Roman"/>
+          <w:rtl/>
+        </w:rPr>
+        <w:t xml:space="preserve"> </w:t>
+      </w:r>
+      <w:r>
+        <w:rPr>
+          <w:rFonts w:ascii="Times New Roman" w:eastAsia="Times New Roman" w:hAnsi="Times New Roman" w:cs="Times New Roman" w:hint="cs"/>
+          <w:rtl/>
+        </w:rPr>
+        <w:t>הַשֵּׁנִי</w:t>
+      </w:r>
+      <w:r>
+        <w:rPr>
+          <w:rFonts w:ascii="Times New Roman" w:eastAsia="Times New Roman" w:hAnsi="Times New Roman" w:cs="Times New Roman"/>
+          <w:rtl/>
+        </w:rPr>
+        <w:t xml:space="preserve"> </w:t>
+      </w:r>
+      <w:r>
+        <w:rPr>
+          <w:rFonts w:ascii="Times New Roman" w:eastAsia="Times New Roman" w:hAnsi="Times New Roman" w:cs="Times New Roman" w:hint="cs"/>
+          <w:rtl/>
+        </w:rPr>
+        <w:t>תַּעֲשֶׂה</w:t>
+      </w:r>
+      <w:r>
+        <w:rPr>
+          <w:rFonts w:ascii="Times New Roman" w:eastAsia="Times New Roman" w:hAnsi="Times New Roman" w:cs="Times New Roman"/>
+          <w:rtl/>
+        </w:rPr>
+        <w:t xml:space="preserve"> </w:t>
+      </w:r>
+      <w:r>
+        <w:rPr>
+          <w:rFonts w:ascii="Times New Roman" w:eastAsia="Times New Roman" w:hAnsi="Times New Roman" w:cs="Times New Roman" w:hint="cs"/>
+          <w:rtl/>
+        </w:rPr>
+        <w:t>בֵּין</w:t>
+      </w:r>
+      <w:r>
+        <w:rPr>
+          <w:rFonts w:ascii="Times New Roman" w:eastAsia="Times New Roman" w:hAnsi="Times New Roman" w:cs="Times New Roman"/>
+          <w:rtl/>
+        </w:rPr>
+        <w:t xml:space="preserve"> </w:t>
+      </w:r>
+      <w:r>
+        <w:rPr>
+          <w:rFonts w:ascii="Times New Roman" w:eastAsia="Times New Roman" w:hAnsi="Times New Roman" w:cs="Times New Roman" w:hint="cs"/>
+          <w:rtl/>
+        </w:rPr>
+        <w:t>הָעַרְבָּיִם</w:t>
       </w:r>
       <w:r>
         <w:rPr>
@@ -787,21 +1109,21 @@
           <w:rFonts w:ascii="Times New Roman" w:eastAsia="Times New Roman" w:hAnsi="Times New Roman" w:cs="Times New Roman" w:hint="cs"/>
           <w:rtl/>
         </w:rPr>
-        <w:t>ויקרא</w:t>
-      </w:r>
-      <w:r>
-        <w:rPr>
-          <w:rFonts w:ascii="Times New Roman" w:eastAsia="Times New Roman" w:hAnsi="Times New Roman" w:cs="Times New Roman"/>
-          <w:rtl/>
-        </w:rPr>
-        <w:t xml:space="preserve"> </w:t>
-      </w:r>
-      <w:r>
-        <w:rPr>
-          <w:rFonts w:ascii="Times New Roman" w:eastAsia="Times New Roman" w:hAnsi="Times New Roman" w:cs="Times New Roman" w:hint="cs"/>
-          <w:rtl/>
-        </w:rPr>
-        <w:t>י״ט</w:t>
+        <w:t>שמות</w:t>
+      </w:r>
+      <w:r>
+        <w:rPr>
+          <w:rFonts w:ascii="Times New Roman" w:eastAsia="Times New Roman" w:hAnsi="Times New Roman" w:cs="Times New Roman"/>
+          <w:rtl/>
+        </w:rPr>
+        <w:t xml:space="preserve"> </w:t>
+      </w:r>
+      <w:r>
+        <w:rPr>
+          <w:rFonts w:ascii="Times New Roman" w:eastAsia="Times New Roman" w:hAnsi="Times New Roman" w:cs="Times New Roman" w:hint="cs"/>
+          <w:rtl/>
+        </w:rPr>
+        <w:t>כ״ט</w:t>
       </w:r>
       <w:r>
         <w:rPr>
@@ -815,334 +1137,13 @@
           <w:rFonts w:ascii="Times New Roman" w:eastAsia="Times New Roman" w:hAnsi="Times New Roman" w:cs="Times New Roman" w:hint="cs"/>
           <w:rtl/>
         </w:rPr>
-        <w:t>י״ח</w:t>
-      </w:r>
-      <w:r>
-        <w:rPr>
-          <w:rFonts w:ascii="Times New Roman" w:eastAsia="Times New Roman" w:hAnsi="Times New Roman" w:cs="Times New Roman"/>
-        </w:rPr>
-        <w:t xml:space="preserve"> which pertains to </w:t>
-      </w:r>
-      <w:r>
-        <w:rPr>
-          <w:rFonts w:ascii="Times New Roman" w:eastAsia="Times New Roman" w:hAnsi="Times New Roman" w:cs="Times New Roman" w:hint="cs"/>
-          <w:rtl/>
-        </w:rPr>
-        <w:t>בין</w:t>
-      </w:r>
-      <w:r>
-        <w:rPr>
-          <w:rFonts w:ascii="Times New Roman" w:eastAsia="Times New Roman" w:hAnsi="Times New Roman" w:cs="Times New Roman"/>
-          <w:rtl/>
-        </w:rPr>
-        <w:t xml:space="preserve"> </w:t>
-      </w:r>
-      <w:r>
-        <w:rPr>
-          <w:rFonts w:ascii="Times New Roman" w:eastAsia="Times New Roman" w:hAnsi="Times New Roman" w:cs="Times New Roman" w:hint="cs"/>
-          <w:rtl/>
-        </w:rPr>
-        <w:t>אדם</w:t>
-      </w:r>
-      <w:r>
-        <w:rPr>
-          <w:rFonts w:ascii="Times New Roman" w:eastAsia="Times New Roman" w:hAnsi="Times New Roman" w:cs="Times New Roman"/>
-          <w:rtl/>
-        </w:rPr>
-        <w:t xml:space="preserve"> </w:t>
-      </w:r>
-      <w:r>
-        <w:rPr>
-          <w:rFonts w:ascii="Times New Roman" w:eastAsia="Times New Roman" w:hAnsi="Times New Roman" w:cs="Times New Roman" w:hint="cs"/>
-          <w:rtl/>
-        </w:rPr>
-        <w:t>לחבירו</w:t>
-      </w:r>
-      <w:r>
-        <w:rPr>
-          <w:rFonts w:ascii="Times New Roman" w:eastAsia="Times New Roman" w:hAnsi="Times New Roman" w:cs="Times New Roman"/>
-        </w:rPr>
-        <w:t xml:space="preserve">, a tremendously important </w:t>
-      </w:r>
-      <w:r>
-        <w:rPr>
-          <w:rFonts w:ascii="Times New Roman" w:eastAsia="Times New Roman" w:hAnsi="Times New Roman" w:cs="Times New Roman" w:hint="cs"/>
-          <w:rtl/>
-        </w:rPr>
-        <w:t>יסוד</w:t>
-      </w:r>
-      <w:r>
-        <w:rPr>
-          <w:rFonts w:ascii="Times New Roman" w:eastAsia="Times New Roman" w:hAnsi="Times New Roman" w:cs="Times New Roman"/>
-        </w:rPr>
-        <w:t xml:space="preserve">. Finally, </w:t>
-      </w:r>
-      <w:r>
-        <w:rPr>
-          <w:rFonts w:ascii="Times New Roman" w:eastAsia="Times New Roman" w:hAnsi="Times New Roman" w:cs="Times New Roman" w:hint="cs"/>
-          <w:rtl/>
-        </w:rPr>
-        <w:t>שמעון</w:t>
-      </w:r>
-      <w:r>
-        <w:rPr>
-          <w:rFonts w:ascii="Times New Roman" w:eastAsia="Times New Roman" w:hAnsi="Times New Roman" w:cs="Times New Roman"/>
-          <w:rtl/>
-        </w:rPr>
-        <w:t xml:space="preserve"> </w:t>
-      </w:r>
-      <w:r>
-        <w:rPr>
-          <w:rFonts w:ascii="Times New Roman" w:eastAsia="Times New Roman" w:hAnsi="Times New Roman" w:cs="Times New Roman" w:hint="cs"/>
-          <w:rtl/>
-        </w:rPr>
-        <w:t>בן</w:t>
-      </w:r>
-      <w:r>
-        <w:rPr>
-          <w:rFonts w:ascii="Times New Roman" w:eastAsia="Times New Roman" w:hAnsi="Times New Roman" w:cs="Times New Roman"/>
-          <w:rtl/>
-        </w:rPr>
-        <w:t xml:space="preserve"> </w:t>
-      </w:r>
-      <w:r>
-        <w:rPr>
-          <w:rFonts w:ascii="Times New Roman" w:eastAsia="Times New Roman" w:hAnsi="Times New Roman" w:cs="Times New Roman" w:hint="cs"/>
-          <w:rtl/>
-        </w:rPr>
-        <w:t>פזי</w:t>
-      </w:r>
-      <w:r>
-        <w:rPr>
-          <w:rFonts w:ascii="Times New Roman" w:eastAsia="Times New Roman" w:hAnsi="Times New Roman" w:cs="Times New Roman"/>
-        </w:rPr>
-        <w:t xml:space="preserve"> brings down the </w:t>
-      </w:r>
-      <w:r>
-        <w:rPr>
-          <w:rFonts w:ascii="Times New Roman" w:eastAsia="Times New Roman" w:hAnsi="Times New Roman" w:cs="Times New Roman" w:hint="cs"/>
-          <w:rtl/>
-        </w:rPr>
-        <w:t>פסוק</w:t>
-      </w:r>
-      <w:r>
-        <w:rPr>
-          <w:rFonts w:ascii="Times New Roman" w:eastAsia="Times New Roman" w:hAnsi="Times New Roman" w:cs="Times New Roman"/>
-        </w:rPr>
-        <w:t xml:space="preserve"> from our</w:t>
-      </w:r>
-      <w:r>
-        <w:rPr>
-          <w:rFonts w:ascii="Times New Roman" w:eastAsia="Times New Roman" w:hAnsi="Times New Roman" w:cs="Times New Roman"/>
-        </w:rPr>
-        <w:t xml:space="preserve"> </w:t>
-      </w:r>
-      <w:r>
-        <w:rPr>
-          <w:rFonts w:ascii="Times New Roman" w:eastAsia="Times New Roman" w:hAnsi="Times New Roman" w:cs="Times New Roman" w:hint="cs"/>
-          <w:rtl/>
-        </w:rPr>
-        <w:t>פרשה</w:t>
-      </w:r>
-      <w:r>
-        <w:rPr>
-          <w:rFonts w:ascii="Times New Roman" w:eastAsia="Times New Roman" w:hAnsi="Times New Roman" w:cs="Times New Roman"/>
-        </w:rPr>
-        <w:t>:</w:t>
-      </w:r>
-      <w:r>
-        <w:rPr>
-          <w:rFonts w:ascii="Times New Roman" w:eastAsia="Times New Roman" w:hAnsi="Times New Roman" w:cs="Times New Roman" w:hint="cs"/>
-          <w:rtl/>
-        </w:rPr>
-        <w:t>אֶת</w:t>
-      </w:r>
-      <w:r>
-        <w:rPr>
-          <w:rFonts w:ascii="Times New Roman" w:eastAsia="Times New Roman" w:hAnsi="Times New Roman" w:cs="Times New Roman"/>
-          <w:rtl/>
-        </w:rPr>
-        <w:t xml:space="preserve"> </w:t>
-      </w:r>
-      <w:r>
-        <w:rPr>
-          <w:rFonts w:ascii="Times New Roman" w:eastAsia="Times New Roman" w:hAnsi="Times New Roman" w:cs="Times New Roman" w:hint="cs"/>
-          <w:rtl/>
-        </w:rPr>
-        <w:t>הַכֶּבֶשׂ</w:t>
-      </w:r>
-      <w:r>
-        <w:rPr>
-          <w:rFonts w:ascii="Times New Roman" w:eastAsia="Times New Roman" w:hAnsi="Times New Roman" w:cs="Times New Roman"/>
-          <w:rtl/>
-        </w:rPr>
-        <w:t xml:space="preserve"> </w:t>
-      </w:r>
-      <w:r>
-        <w:rPr>
-          <w:rFonts w:ascii="Times New Roman" w:eastAsia="Times New Roman" w:hAnsi="Times New Roman" w:cs="Times New Roman" w:hint="cs"/>
-          <w:rtl/>
-        </w:rPr>
-        <w:t>הָאֶחָד</w:t>
-      </w:r>
-      <w:r>
-        <w:rPr>
-          <w:rFonts w:ascii="Times New Roman" w:eastAsia="Times New Roman" w:hAnsi="Times New Roman" w:cs="Times New Roman"/>
-          <w:rtl/>
-        </w:rPr>
-        <w:t xml:space="preserve"> </w:t>
-      </w:r>
-      <w:r>
-        <w:rPr>
-          <w:rFonts w:ascii="Times New Roman" w:eastAsia="Times New Roman" w:hAnsi="Times New Roman" w:cs="Times New Roman" w:hint="cs"/>
-          <w:rtl/>
-        </w:rPr>
-        <w:t>תַּעֲשֶׂה</w:t>
-      </w:r>
-      <w:r>
-        <w:rPr>
-          <w:rFonts w:ascii="Times New Roman" w:eastAsia="Times New Roman" w:hAnsi="Times New Roman" w:cs="Times New Roman"/>
-          <w:rtl/>
-        </w:rPr>
-        <w:t xml:space="preserve"> </w:t>
-      </w:r>
-      <w:r>
-        <w:rPr>
-          <w:rFonts w:ascii="Times New Roman" w:eastAsia="Times New Roman" w:hAnsi="Times New Roman" w:cs="Times New Roman" w:hint="cs"/>
-          <w:rtl/>
-        </w:rPr>
-        <w:t>בַבֹּקֶר</w:t>
-      </w:r>
-      <w:r>
-        <w:rPr>
-          <w:rFonts w:ascii="Times New Roman" w:eastAsia="Times New Roman" w:hAnsi="Times New Roman" w:cs="Times New Roman"/>
-          <w:rtl/>
-        </w:rPr>
-        <w:t xml:space="preserve"> </w:t>
-      </w:r>
-      <w:r>
-        <w:rPr>
-          <w:rFonts w:ascii="Times New Roman" w:eastAsia="Times New Roman" w:hAnsi="Times New Roman" w:cs="Times New Roman" w:hint="cs"/>
-          <w:rtl/>
-        </w:rPr>
-        <w:t>וְאֵת</w:t>
-      </w:r>
-      <w:r>
-        <w:rPr>
-          <w:rFonts w:ascii="Times New Roman" w:eastAsia="Times New Roman" w:hAnsi="Times New Roman" w:cs="Times New Roman"/>
-          <w:rtl/>
-        </w:rPr>
-        <w:t xml:space="preserve"> </w:t>
-      </w:r>
-      <w:r>
-        <w:rPr>
-          <w:rFonts w:ascii="Times New Roman" w:eastAsia="Times New Roman" w:hAnsi="Times New Roman" w:cs="Times New Roman" w:hint="cs"/>
-          <w:rtl/>
-        </w:rPr>
-        <w:t>הַכֶּבֶשׂ</w:t>
-      </w:r>
-      <w:r>
-        <w:rPr>
-          <w:rFonts w:ascii="Times New Roman" w:eastAsia="Times New Roman" w:hAnsi="Times New Roman" w:cs="Times New Roman"/>
-          <w:rtl/>
-        </w:rPr>
-        <w:t xml:space="preserve"> </w:t>
-      </w:r>
-      <w:r>
-        <w:rPr>
-          <w:rFonts w:ascii="Times New Roman" w:eastAsia="Times New Roman" w:hAnsi="Times New Roman" w:cs="Times New Roman" w:hint="cs"/>
-          <w:rtl/>
-        </w:rPr>
-        <w:t>הַשֵּׁנִי</w:t>
-      </w:r>
-      <w:r>
-        <w:rPr>
-          <w:rFonts w:ascii="Times New Roman" w:eastAsia="Times New Roman" w:hAnsi="Times New Roman" w:cs="Times New Roman"/>
-          <w:rtl/>
-        </w:rPr>
-        <w:t xml:space="preserve"> </w:t>
-      </w:r>
-      <w:r>
-        <w:rPr>
-          <w:rFonts w:ascii="Times New Roman" w:eastAsia="Times New Roman" w:hAnsi="Times New Roman" w:cs="Times New Roman" w:hint="cs"/>
-          <w:rtl/>
-        </w:rPr>
-        <w:t>תַּעֲשֶׂה</w:t>
-      </w:r>
-      <w:r>
-        <w:rPr>
-          <w:rFonts w:ascii="Times New Roman" w:eastAsia="Times New Roman" w:hAnsi="Times New Roman" w:cs="Times New Roman"/>
-          <w:rtl/>
-        </w:rPr>
-        <w:t xml:space="preserve"> </w:t>
-      </w:r>
-      <w:r>
-        <w:rPr>
-          <w:rFonts w:ascii="Times New Roman" w:eastAsia="Times New Roman" w:hAnsi="Times New Roman" w:cs="Times New Roman" w:hint="cs"/>
-          <w:rtl/>
-        </w:rPr>
-        <w:t>בֵּין</w:t>
-      </w:r>
-      <w:r>
-        <w:rPr>
-          <w:rFonts w:ascii="Times New Roman" w:eastAsia="Times New Roman" w:hAnsi="Times New Roman" w:cs="Times New Roman"/>
-          <w:rtl/>
-        </w:rPr>
-        <w:t xml:space="preserve"> </w:t>
-      </w:r>
-      <w:r>
-        <w:rPr>
-          <w:rFonts w:ascii="Times New Roman" w:eastAsia="Times New Roman" w:hAnsi="Times New Roman" w:cs="Times New Roman"/>
-        </w:rPr>
-        <w:t xml:space="preserve"> (</w:t>
-      </w:r>
-      <w:r>
-        <w:rPr>
-          <w:rFonts w:ascii="Times New Roman" w:eastAsia="Times New Roman" w:hAnsi="Times New Roman" w:cs="Times New Roman" w:hint="cs"/>
-          <w:rtl/>
-        </w:rPr>
-        <w:t>שמות</w:t>
-      </w:r>
-      <w:r>
-        <w:rPr>
-          <w:rFonts w:ascii="Times New Roman" w:eastAsia="Times New Roman" w:hAnsi="Times New Roman" w:cs="Times New Roman"/>
-          <w:rtl/>
-        </w:rPr>
-        <w:t xml:space="preserve"> </w:t>
-      </w:r>
-      <w:r>
-        <w:rPr>
-          <w:rFonts w:ascii="Times New Roman" w:eastAsia="Times New Roman" w:hAnsi="Times New Roman" w:cs="Times New Roman" w:hint="cs"/>
-          <w:rtl/>
-        </w:rPr>
-        <w:t>כ״ט</w:t>
-      </w:r>
-      <w:r>
-        <w:rPr>
-          <w:rFonts w:ascii="Times New Roman" w:eastAsia="Times New Roman" w:hAnsi="Times New Roman" w:cs="Times New Roman"/>
-          <w:rtl/>
-        </w:rPr>
-        <w:t>:</w:t>
-      </w:r>
-      <w:r>
-        <w:rPr>
-          <w:rFonts w:ascii="Times New Roman" w:eastAsia="Times New Roman" w:hAnsi="Times New Roman" w:cs="Times New Roman" w:hint="cs"/>
-          <w:rtl/>
-        </w:rPr>
         <w:t>ל״ט</w:t>
       </w:r>
       <w:r>
         <w:rPr>
           <w:rFonts w:ascii="Times New Roman" w:eastAsia="Times New Roman" w:hAnsi="Times New Roman" w:cs="Times New Roman"/>
         </w:rPr>
-        <w:t xml:space="preserve">) </w:t>
-      </w:r>
-      <w:r>
-        <w:rPr>
-          <w:rFonts w:ascii="Times New Roman" w:eastAsia="Times New Roman" w:hAnsi="Times New Roman" w:cs="Times New Roman" w:hint="cs"/>
-          <w:rtl/>
-        </w:rPr>
-        <w:t>הָעַרְבָּיִם</w:t>
+        <w:t>)</w:t>
       </w:r>
       <w:r>
         <w:rPr>
@@ -1209,7 +1210,7 @@
           <w:rFonts w:ascii="Times New Roman" w:eastAsia="Times New Roman" w:hAnsi="Times New Roman" w:cs="Times New Roman"/>
           <w:rtl/>
         </w:rPr>
-        <w:t>"</w:t>
+        <w:t>״</w:t>
       </w:r>
       <w:r>
         <w:rPr>
@@ -1469,7 +1470,7 @@
           <w:rFonts w:ascii="Times New Roman" w:eastAsia="Times New Roman" w:hAnsi="Times New Roman" w:cs="Times New Roman"/>
           <w:rtl/>
         </w:rPr>
-        <w:t>"</w:t>
+        <w:t>״</w:t>
       </w:r>
       <w:r>
         <w:rPr>
@@ -1509,7 +1510,7 @@
         <w:rPr>
           <w:rFonts w:ascii="Times New Roman" w:eastAsia="Times New Roman" w:hAnsi="Times New Roman" w:cs="Times New Roman"/>
         </w:rPr>
-        <w:t xml:space="preserve"> such as</w:t>
+        <w:t xml:space="preserve"> such as </w:t>
       </w:r>
       <w:r>
         <w:rPr>
@@ -1741,7 +1742,7 @@
         <w:rPr>
           <w:rFonts w:ascii="Times New Roman" w:eastAsia="Times New Roman" w:hAnsi="Times New Roman" w:cs="Times New Roman"/>
         </w:rPr>
-        <w:t xml:space="preserve"> the</w:t>
+        <w:t xml:space="preserve"> the </w:t>
       </w:r>
       <w:r>
         <w:rPr>
